--- a/docs/informe_docx.docx
+++ b/docs/informe_docx.docx
@@ -35,7 +35,7 @@
         <w:pStyle w:val="Date"/>
       </w:pPr>
       <w:r>
-        <w:t xml:space="preserve">2025-10-13</w:t>
+        <w:t xml:space="preserve">2025-10-17</w:t>
       </w:r>
     </w:p>
     <w:p>
@@ -46,7 +46,7 @@
         <w:t xml:space="preserve">A Solicitud de la Autoridad de Cuencas Julio de 2025</w:t>
       </w:r>
     </w:p>
-    <w:bookmarkStart w:id="38" w:name="consideraciones-generales"/>
+    <w:bookmarkStart w:id="39" w:name="consideraciones-generales"/>
     <w:p>
       <w:pPr>
         <w:pStyle w:val="Heading1"/>
@@ -60,22 +60,7 @@
         <w:pStyle w:val="FirstParagraph"/>
       </w:pPr>
       <w:r>
-        <w:t xml:space="preserve">En el marco del</w:t>
-      </w:r>
-      <w:r>
-        <w:t xml:space="preserve"> </w:t>
-      </w:r>
-      <w:r>
-        <w:rPr>
-          <w:rStyle w:val="Rojo"/>
-        </w:rPr>
-        <w:t xml:space="preserve">Programa</w:t>
-      </w:r>
-      <w:r>
-        <w:t xml:space="preserve"> </w:t>
-      </w:r>
-      <w:r>
-        <w:t xml:space="preserve">de Monitoreo Sistemático de la Calidad del Agua del Embalse Río Tercero, y a solicitud de la</w:t>
+        <w:t xml:space="preserve">En el marco del Programa de Monitoreo Sistemático de la Calidad del Agua del Embalse Río Tercero, y a solicitud de la</w:t>
       </w:r>
       <w:r>
         <w:t xml:space="preserve"> </w:t>
@@ -210,137 +195,7 @@
         <w:pStyle w:val="BodyText"/>
       </w:pPr>
       <w:r>
-        <w:t xml:space="preserve">Las campañas de muestreo fueron coordinadas por personal del</w:t>
-      </w:r>
-      <w:r>
         <w:t xml:space="preserve"> </w:t>
-      </w:r>
-      <w:r>
-        <w:rPr>
-          <w:b/>
-          <w:bCs/>
-        </w:rPr>
-        <w:t xml:space="preserve">Instituto de Ciencia de la Tierra, Biodiversidad y Ambiente (ICBIA, CONICET-UNRC)</w:t>
-      </w:r>
-      <w:r>
-        <w:t xml:space="preserve"> </w:t>
-      </w:r>
-      <w:r>
-        <w:t xml:space="preserve">y la</w:t>
-      </w:r>
-      <w:r>
-        <w:t xml:space="preserve"> </w:t>
-      </w:r>
-      <w:r>
-        <w:rPr>
-          <w:b/>
-          <w:bCs/>
-        </w:rPr>
-        <w:t xml:space="preserve">Facultad de Ciencias Exactas, Físico-Químicas y Naturales, Universidad Nacional de Río Cuarto (FCEFQyN, UNRC)</w:t>
-      </w:r>
-      <w:r>
-        <w:t xml:space="preserve">. Además, se contó con el apoyo del</w:t>
-      </w:r>
-      <w:r>
-        <w:t xml:space="preserve"> </w:t>
-      </w:r>
-      <w:r>
-        <w:rPr>
-          <w:b/>
-          <w:bCs/>
-        </w:rPr>
-        <w:t xml:space="preserve">Instituto Gulich (IG, UNC-CONAE)</w:t>
-      </w:r>
-      <w:r>
-        <w:t xml:space="preserve">, el</w:t>
-      </w:r>
-      <w:r>
-        <w:t xml:space="preserve"> </w:t>
-      </w:r>
-      <w:r>
-        <w:rPr>
-          <w:b/>
-          <w:bCs/>
-        </w:rPr>
-        <w:t xml:space="preserve">Ministerio de Ambiente y Economía Circular</w:t>
-      </w:r>
-      <w:r>
-        <w:t xml:space="preserve"> </w:t>
-      </w:r>
-      <w:r>
-        <w:t xml:space="preserve">de la Provincia de Córdoba y la</w:t>
-      </w:r>
-      <w:r>
-        <w:t xml:space="preserve"> </w:t>
-      </w:r>
-      <w:r>
-        <w:rPr>
-          <w:b/>
-          <w:bCs/>
-        </w:rPr>
-        <w:t xml:space="preserve">Fundación Río Ctalamochita</w:t>
-      </w:r>
-      <w:r>
-        <w:t xml:space="preserve">. La embarcación y personal especializado fue aportado por el</w:t>
-      </w:r>
-      <w:r>
-        <w:t xml:space="preserve"> </w:t>
-      </w:r>
-      <w:r>
-        <w:rPr>
-          <w:b/>
-          <w:bCs/>
-        </w:rPr>
-        <w:t xml:space="preserve">Departamento Unidades de Alto Riesgo (DUAR)</w:t>
-      </w:r>
-      <w:r>
-        <w:t xml:space="preserve"> </w:t>
-      </w:r>
-      <w:r>
-        <w:t xml:space="preserve">perteneciente a la Policía de la Provincia de Córdoba y por la</w:t>
-      </w:r>
-      <w:r>
-        <w:t xml:space="preserve"> </w:t>
-      </w:r>
-      <w:r>
-        <w:rPr>
-          <w:b/>
-          <w:bCs/>
-        </w:rPr>
-        <w:t xml:space="preserve">Dirección de Seguridad Náutica (DSN)</w:t>
-      </w:r>
-      <w:r>
-        <w:t xml:space="preserve"> </w:t>
-      </w:r>
-      <w:r>
-        <w:t xml:space="preserve">provincial.</w:t>
-      </w:r>
-    </w:p>
-    <w:p>
-      <w:pPr>
-        <w:pStyle w:val="BodyText"/>
-      </w:pPr>
-      <w:r>
-        <w:t xml:space="preserve">La campaña de muestre comenzó a las 10.00 hs y finalizó a las 13.30 hs. El día presentó condiciones meteorológicas óptimas para la realización del mismo. La temperatura ambiente registrada fue de 6 °C, los vientos de 4 km/h de intensidad, con dirección nor-noroeste (NNO).</w:t>
-      </w:r>
-    </w:p>
-    <w:p>
-      <w:pPr>
-        <w:pStyle w:val="BodyText"/>
-      </w:pPr>
-      <w:r>
-        <w:t xml:space="preserve">El embalse presentó una coloración del agua clara, sin registrarse la presencia de florecimientos de algas/cianobacterias importantes en su superficie (</w:t>
-      </w:r>
-      <w:hyperlink w:anchor="fig-condicion-agua">
-        <w:r>
-          <w:rPr>
-            <w:rStyle w:val="Hyperlink"/>
-          </w:rPr>
-          <w:t xml:space="preserve">figura 1.2</w:t>
-        </w:r>
-      </w:hyperlink>
-      <w:r>
-        <w:t xml:space="preserve">).</w:t>
       </w:r>
     </w:p>
     <w:tbl>
@@ -356,7 +211,374 @@
       <w:tr>
         <w:tc>
           <w:tcPr/>
-          <w:bookmarkStart w:id="27" w:name="fig-condicion-agua"/>
+          <w:bookmarkStart w:id="24" w:name="tbl-localizacion"/>
+          <w:p>
+            <w:pPr>
+              <w:jc w:val="center"/>
+            </w:pPr>
+            <w:pPr>
+              <w:jc w:val="left"/>
+              <w:spacing w:before="200"/>
+              <w:pStyle w:val="ImageCaption"/>
+            </w:pPr>
+            <w:r>
+              <w:t xml:space="preserve">Tabla 1.1: Nombre de los sitios de muestreo</w:t>
+            </w:r>
+          </w:p>
+          <w:tbl>
+            <w:tblPr>
+              <w:tblStyle w:val="Table"/>
+              <w:tblW w:type="auto" w:w="0"/>
+              <w:tblLook w:firstRow="1" w:lastRow="0" w:firstColumn="0" w:lastColumn="0" w:noHBand="0" w:noVBand="0" w:val="0020"/>
+            </w:tblPr>
+            <w:tblGrid>
+              <w:gridCol w:w="7920"/>
+            </w:tblGrid>
+            <w:tr>
+              <w:trPr>
+                <w:tblHeader w:val="on"/>
+              </w:trPr>
+              <w:tc>
+                <w:tcPr/>
+                <w:p>
+                  <w:pPr>
+                    <w:pStyle w:val="Compact"/>
+                    <w:jc w:val="left"/>
+                    <w:jc w:val="center"/>
+                  </w:pPr>
+                  <w:r>
+                    <w:rPr>
+                      <w:b/>
+                      <w:bCs/>
+                    </w:rPr>
+                    <w:t xml:space="preserve">Sitios de muestreo (SM)</w:t>
+                  </w:r>
+                </w:p>
+              </w:tc>
+            </w:tr>
+            <w:tr>
+              <w:tc>
+                <w:tcPr/>
+                <w:p>
+                  <w:pPr>
+                    <w:pStyle w:val="Compact"/>
+                    <w:jc w:val="left"/>
+                    <w:jc w:val="center"/>
+                  </w:pPr>
+                  <w:r>
+                    <w:t xml:space="preserve">1.- Club Almafuerte</w:t>
+                  </w:r>
+                </w:p>
+              </w:tc>
+            </w:tr>
+            <w:tr>
+              <w:tc>
+                <w:tcPr/>
+                <w:p>
+                  <w:pPr>
+                    <w:pStyle w:val="Compact"/>
+                    <w:jc w:val="left"/>
+                    <w:jc w:val="center"/>
+                  </w:pPr>
+                  <w:r>
+                    <w:t xml:space="preserve">2.- Hoteles</w:t>
+                  </w:r>
+                </w:p>
+              </w:tc>
+            </w:tr>
+            <w:tr>
+              <w:tc>
+                <w:tcPr/>
+                <w:p>
+                  <w:pPr>
+                    <w:pStyle w:val="Compact"/>
+                    <w:jc w:val="left"/>
+                    <w:jc w:val="center"/>
+                  </w:pPr>
+                  <w:r>
+                    <w:t xml:space="preserve">3.- Garganta</w:t>
+                  </w:r>
+                </w:p>
+              </w:tc>
+            </w:tr>
+            <w:tr>
+              <w:tc>
+                <w:tcPr/>
+                <w:p>
+                  <w:pPr>
+                    <w:pStyle w:val="Compact"/>
+                    <w:jc w:val="left"/>
+                    <w:jc w:val="center"/>
+                  </w:pPr>
+                  <w:r>
+                    <w:t xml:space="preserve">4.- Entrada Ríos y CNE</w:t>
+                  </w:r>
+                </w:p>
+              </w:tc>
+            </w:tr>
+            <w:tr>
+              <w:tc>
+                <w:tcPr/>
+                <w:p>
+                  <w:pPr>
+                    <w:pStyle w:val="Compact"/>
+                    <w:jc w:val="left"/>
+                    <w:jc w:val="center"/>
+                  </w:pPr>
+                  <w:r>
+                    <w:t xml:space="preserve">5.- Canal de enfriamiento</w:t>
+                  </w:r>
+                </w:p>
+              </w:tc>
+            </w:tr>
+            <w:tr>
+              <w:tc>
+                <w:tcPr/>
+                <w:p>
+                  <w:pPr>
+                    <w:pStyle w:val="Compact"/>
+                    <w:jc w:val="left"/>
+                    <w:jc w:val="center"/>
+                  </w:pPr>
+                  <w:r>
+                    <w:t xml:space="preserve">6.- Confluencia ríos</w:t>
+                  </w:r>
+                </w:p>
+              </w:tc>
+            </w:tr>
+            <w:tr>
+              <w:tc>
+                <w:tcPr/>
+                <w:p>
+                  <w:pPr>
+                    <w:pStyle w:val="Compact"/>
+                    <w:jc w:val="left"/>
+                    <w:jc w:val="center"/>
+                  </w:pPr>
+                  <w:r>
+                    <w:t xml:space="preserve">7.- Ingreso río Grande</w:t>
+                  </w:r>
+                </w:p>
+              </w:tc>
+            </w:tr>
+            <w:tr>
+              <w:tc>
+                <w:tcPr/>
+                <w:p>
+                  <w:pPr>
+                    <w:pStyle w:val="Compact"/>
+                    <w:jc w:val="left"/>
+                    <w:jc w:val="center"/>
+                  </w:pPr>
+                  <w:r>
+                    <w:t xml:space="preserve">8.- Ingreso río Santa Rosa</w:t>
+                  </w:r>
+                </w:p>
+              </w:tc>
+            </w:tr>
+            <w:tr>
+              <w:tc>
+                <w:tcPr/>
+                <w:p>
+                  <w:pPr>
+                    <w:pStyle w:val="Compact"/>
+                    <w:jc w:val="left"/>
+                    <w:jc w:val="center"/>
+                  </w:pPr>
+                  <w:r>
+                    <w:t xml:space="preserve">9.- Centro</w:t>
+                  </w:r>
+                </w:p>
+              </w:tc>
+            </w:tr>
+            <w:tr>
+              <w:tc>
+                <w:tcPr/>
+                <w:p>
+                  <w:pPr>
+                    <w:pStyle w:val="Compact"/>
+                    <w:jc w:val="left"/>
+                    <w:jc w:val="center"/>
+                  </w:pPr>
+                  <w:r>
+                    <w:t xml:space="preserve">10.- Villa del dique</w:t>
+                  </w:r>
+                </w:p>
+              </w:tc>
+            </w:tr>
+            <w:tr>
+              <w:tc>
+                <w:tcPr/>
+                <w:p>
+                  <w:pPr>
+                    <w:pStyle w:val="Compact"/>
+                    <w:jc w:val="left"/>
+                    <w:jc w:val="center"/>
+                  </w:pPr>
+                  <w:r>
+                    <w:t xml:space="preserve">11.- Presa</w:t>
+                  </w:r>
+                </w:p>
+              </w:tc>
+            </w:tr>
+          </w:tbl>
+          <w:bookmarkEnd w:id="24"/>
+          <w:p/>
+        </w:tc>
+      </w:tr>
+    </w:tbl>
+    <w:p>
+      <w:pPr>
+        <w:pStyle w:val="BodyText"/>
+      </w:pPr>
+      <w:r>
+        <w:t xml:space="preserve">Las campañas de muestreo fueron coordinadas por personal del</w:t>
+      </w:r>
+      <w:r>
+        <w:t xml:space="preserve"> </w:t>
+      </w:r>
+      <w:r>
+        <w:rPr>
+          <w:b/>
+          <w:bCs/>
+        </w:rPr>
+        <w:t xml:space="preserve">Instituto de Ciencia de la Tierra, Biodiversidad y Ambiente (ICBIA, CONICET-UNRC)</w:t>
+      </w:r>
+      <w:r>
+        <w:t xml:space="preserve"> </w:t>
+      </w:r>
+      <w:r>
+        <w:t xml:space="preserve">y la</w:t>
+      </w:r>
+      <w:r>
+        <w:t xml:space="preserve"> </w:t>
+      </w:r>
+      <w:r>
+        <w:rPr>
+          <w:b/>
+          <w:bCs/>
+        </w:rPr>
+        <w:t xml:space="preserve">Facultad de Ciencias Exactas, Físico-Químicas y Naturales, Universidad Nacional de Río Cuarto (FCEFQyN, UNRC)</w:t>
+      </w:r>
+      <w:r>
+        <w:t xml:space="preserve">. Además, se contó con el apoyo del</w:t>
+      </w:r>
+      <w:r>
+        <w:t xml:space="preserve"> </w:t>
+      </w:r>
+      <w:r>
+        <w:rPr>
+          <w:b/>
+          <w:bCs/>
+        </w:rPr>
+        <w:t xml:space="preserve">Instituto Gulich (IG, UNC-CONAE)</w:t>
+      </w:r>
+      <w:r>
+        <w:t xml:space="preserve">, el</w:t>
+      </w:r>
+      <w:r>
+        <w:t xml:space="preserve"> </w:t>
+      </w:r>
+      <w:r>
+        <w:rPr>
+          <w:b/>
+          <w:bCs/>
+        </w:rPr>
+        <w:t xml:space="preserve">Ministerio de Ambiente y Economía Circular</w:t>
+      </w:r>
+      <w:r>
+        <w:t xml:space="preserve"> </w:t>
+      </w:r>
+      <w:r>
+        <w:t xml:space="preserve">de la Provincia de Córdoba y la</w:t>
+      </w:r>
+      <w:r>
+        <w:t xml:space="preserve"> </w:t>
+      </w:r>
+      <w:r>
+        <w:rPr>
+          <w:b/>
+          <w:bCs/>
+        </w:rPr>
+        <w:t xml:space="preserve">Fundación Río Ctalamochita</w:t>
+      </w:r>
+      <w:r>
+        <w:t xml:space="preserve">. La embarcación y personal especializado fue aportado por el</w:t>
+      </w:r>
+      <w:r>
+        <w:t xml:space="preserve"> </w:t>
+      </w:r>
+      <w:r>
+        <w:rPr>
+          <w:b/>
+          <w:bCs/>
+        </w:rPr>
+        <w:t xml:space="preserve">Departamento Unidades de Alto Riesgo (DUAR)</w:t>
+      </w:r>
+      <w:r>
+        <w:t xml:space="preserve"> </w:t>
+      </w:r>
+      <w:r>
+        <w:t xml:space="preserve">perteneciente a la Policía de la Provincia de Córdoba y por la</w:t>
+      </w:r>
+      <w:r>
+        <w:t xml:space="preserve"> </w:t>
+      </w:r>
+      <w:r>
+        <w:rPr>
+          <w:b/>
+          <w:bCs/>
+        </w:rPr>
+        <w:t xml:space="preserve">Dirección de Seguridad Náutica (DSN)</w:t>
+      </w:r>
+      <w:r>
+        <w:t xml:space="preserve"> </w:t>
+      </w:r>
+      <w:r>
+        <w:t xml:space="preserve">provincial.</w:t>
+      </w:r>
+    </w:p>
+    <w:p>
+      <w:pPr>
+        <w:pStyle w:val="BodyText"/>
+      </w:pPr>
+      <w:r>
+        <w:t xml:space="preserve">La campaña de muestre comenzó a las 10.00 hs y finalizó a las 13.30 hs. El día presentó condiciones meteorológicas óptimas para la realización del mismo. La temperatura ambiente registrada fue de 6 °C, los vientos de 4 km/h de intensidad, con dirección nor-noroeste (NNO).</w:t>
+      </w:r>
+    </w:p>
+    <w:p>
+      <w:pPr>
+        <w:pStyle w:val="BodyText"/>
+      </w:pPr>
+      <w:r>
+        <w:t xml:space="preserve">El embalse presentó una coloración del agua clara, sin registrarse la presencia de florecimientos de algas/cianobacterias importantes en su superficie (</w:t>
+      </w:r>
+      <w:hyperlink w:anchor="fig-condicion-agua">
+        <w:r>
+          <w:rPr>
+            <w:rStyle w:val="Hyperlink"/>
+          </w:rPr>
+          <w:t xml:space="preserve">figura 1.2</w:t>
+        </w:r>
+      </w:hyperlink>
+      <w:r>
+        <w:t xml:space="preserve">).</w:t>
+      </w:r>
+    </w:p>
+    <w:tbl>
+      <w:tblPr>
+        <w:tblStyle w:val="Table"/>
+        <w:tblW w:type="pct" w:w="5000"/>
+        <w:tblLayout w:type="fixed"/>
+        <w:tblLook w:firstRow="0" w:lastRow="0" w:firstColumn="0" w:lastColumn="0" w:noHBand="0" w:noVBand="0" w:val="0000"/>
+      </w:tblPr>
+      <w:tblGrid>
+        <w:gridCol w:w="7920"/>
+      </w:tblGrid>
+      <w:tr>
+        <w:tc>
+          <w:tcPr/>
+          <w:bookmarkStart w:id="28" w:name="fig-condicion-agua"/>
           <w:p>
             <w:pPr>
               <w:pStyle w:val="Compact"/>
@@ -367,18 +589,18 @@
                 <wp:inline>
                   <wp:extent cx="2990850" cy="1600200"/>
                   <wp:effectExtent b="0" l="0" r="0" t="0"/>
-                  <wp:docPr descr="" title="" id="25" name="Picture"/>
+                  <wp:docPr descr="" title="" id="26" name="Picture"/>
                   <a:graphic>
                     <a:graphicData uri="http://schemas.openxmlformats.org/drawingml/2006/picture">
                       <pic:pic>
                         <pic:nvPicPr>
-                          <pic:cNvPr descr="fig/fig2.jpg" id="26" name="Picture"/>
+                          <pic:cNvPr descr="fig/fig2.jpg" id="27" name="Picture"/>
                           <pic:cNvPicPr>
                             <a:picLocks noChangeArrowheads="1" noChangeAspect="1"/>
                           </pic:cNvPicPr>
                         </pic:nvPicPr>
                         <pic:blipFill>
-                          <a:blip r:embed="rId24"/>
+                          <a:blip r:embed="rId25"/>
                           <a:stretch>
                             <a:fillRect/>
                           </a:stretch>
@@ -418,7 +640,7 @@
               <w:t xml:space="preserve">Figura 1.2: Condición del agua del embalse</w:t>
             </w:r>
           </w:p>
-          <w:bookmarkEnd w:id="27"/>
+          <w:bookmarkEnd w:id="28"/>
         </w:tc>
       </w:tr>
     </w:tbl>
@@ -432,7 +654,7 @@
       <w:r>
         <w:t xml:space="preserve"> </w:t>
       </w:r>
-      <w:hyperlink r:id="rId28">
+      <w:hyperlink r:id="rId29">
         <w:r>
           <w:rPr>
             <w:rStyle w:val="Hyperlink"/>
@@ -454,9 +676,11 @@
       <w:r>
         <w:t xml:space="preserve">). Se estima que, en la fecha monitoreada, el embalse alcanzó una superficie aproximada de 4134 ha, es decir, 366 ha menos que la superficie correspondiente a la cota del vertedero (4500 ha).</w:t>
       </w:r>
-      <w:r>
-        <w:t xml:space="preserve"> </w:t>
-      </w:r>
+    </w:p>
+    <w:p>
+      <w:pPr>
+        <w:pStyle w:val="BodyText"/>
+      </w:pPr>
       <w:r>
         <w:t xml:space="preserve">En base al análisis temporal de la cota del embalse generada para el período comprendido entre los años 2010 a 2025, se observa que el nivel actual es la esperable para la época del año (</w:t>
       </w:r>
@@ -472,57 +696,57 @@
         <w:t xml:space="preserve">).</w:t>
       </w:r>
     </w:p>
-    <w:bookmarkStart w:id="37" w:name="fig-cota"/>
     <w:tbl>
       <w:tblPr>
         <w:tblStyle w:val="Table"/>
-        <w:tblW w:type="pct" w:w="4900"/>
+        <w:tblW w:type="pct" w:w="5000"/>
         <w:tblLayout w:type="fixed"/>
         <w:tblLook w:firstRow="0" w:lastRow="0" w:firstColumn="0" w:lastColumn="0" w:noHBand="0" w:noVBand="0" w:val="0000"/>
       </w:tblPr>
       <w:tblGrid>
-        <w:gridCol w:w="7761"/>
+        <w:gridCol w:w="7920"/>
       </w:tblGrid>
       <w:tr>
         <w:tc>
           <w:tcPr/>
+          <w:bookmarkStart w:id="38" w:name="fig-cotas"/>
           <w:tbl>
             <w:tblPr>
               <w:tblStyle w:val="Table"/>
-              <w:tblW w:type="pct" w:w="4900"/>
+              <w:tblW w:type="pct" w:w="5000"/>
               <w:tblLayout w:type="fixed"/>
               <w:tblLook w:firstRow="0" w:lastRow="0" w:firstColumn="0" w:lastColumn="0" w:noHBand="0" w:noVBand="0" w:val="0000"/>
             </w:tblPr>
             <w:tblGrid>
-              <w:gridCol w:w="7761"/>
+              <w:gridCol w:w="7920"/>
             </w:tblGrid>
             <w:tr>
               <w:tc>
                 <w:tcPr/>
-                <w:bookmarkStart w:id="32" w:name="fig-cota-año"/>
-                <w:p>
-                  <w:pPr>
-                    <w:pStyle w:val="Compact"/>
-                    <w:jc w:val="center"/>
-                    <w:jc w:val="left"/>
+                <w:bookmarkStart w:id="33" w:name="fig-cota-año"/>
+                <w:p>
+                  <w:pPr>
+                    <w:pStyle w:val="Compact"/>
+                    <w:jc w:val="center"/>
+                    <w:jc w:val="center"/>
                   </w:pPr>
                   <w:r>
                     <w:drawing>
                       <wp:inline>
-                        <wp:extent cx="5600700" cy="2381276"/>
+                        <wp:extent cx="4587290" cy="1834916"/>
                         <wp:effectExtent b="0" l="0" r="0" t="0"/>
-                        <wp:docPr descr="" title="" id="30" name="Picture"/>
+                        <wp:docPr descr="" title="" id="31" name="Picture"/>
                         <a:graphic>
                           <a:graphicData uri="http://schemas.openxmlformats.org/drawingml/2006/picture">
                             <pic:pic>
                               <pic:nvPicPr>
-                                <pic:cNvPr descr="fig/fig3a.jpg" id="31" name="Picture"/>
+                                <pic:cNvPr descr="informe_docx_files/figure-docx/fig-cota-año-1.png" id="32" name="Picture"/>
                                 <pic:cNvPicPr>
                                   <a:picLocks noChangeArrowheads="1" noChangeAspect="1"/>
                                 </pic:cNvPicPr>
                               </pic:nvPicPr>
                               <pic:blipFill>
-                                <a:blip r:embed="rId29"/>
+                                <a:blip r:embed="rId30"/>
                                 <a:stretch>
                                   <a:fillRect/>
                                 </a:stretch>
@@ -530,7 +754,7 @@
                               <pic:spPr bwMode="auto">
                                 <a:xfrm>
                                   <a:off x="0" y="0"/>
-                                  <a:ext cx="5600700" cy="2381276"/>
+                                  <a:ext cx="4587290" cy="1834916"/>
                                 </a:xfrm>
                                 <a:prstGeom prst="rect">
                                   <a:avLst/>
@@ -552,7 +776,7 @@
                 <w:p>
                   <w:pPr>
                     <w:jc w:val="center"/>
-                    <w:jc w:val="left"/>
+                    <w:jc w:val="center"/>
                   </w:pPr>
                   <w:pPr>
                     <w:jc w:val="left"/>
@@ -563,98 +787,47 @@
                     <w:t xml:space="preserve">(a) Nivel de cota vertedero del último año</w:t>
                   </w:r>
                 </w:p>
-                <w:bookmarkEnd w:id="32"/>
+                <w:bookmarkEnd w:id="33"/>
               </w:tc>
             </w:tr>
           </w:tbl>
-          <w:p/>
-        </w:tc>
-      </w:tr>
-    </w:tbl>
-    <w:p>
-      <w:pPr>
-        <w:framePr w:w="0" w:h="0" w:vAnchor="margin" w:hAnchor="margin" w:xAlign="right" w:yAlign="top"/>
-      </w:pPr>
-    </w:p>
-    <w:tbl>
-      <w:tblPr>
-        <w:tblStyle w:val="Table"/>
-        <w:tblW w:type="pct" w:w="4900"/>
-        <w:tblLayout w:type="fixed"/>
-        <w:tblLook w:firstRow="0" w:lastRow="0" w:firstColumn="0" w:lastColumn="0" w:noHBand="0" w:noVBand="0" w:val="0000"/>
-      </w:tblPr>
-      <w:tblGrid>
-        <w:gridCol w:w="7761"/>
-      </w:tblGrid>
-      <w:tr>
-        <w:tc>
-          <w:tcPr/>
-          <w:p>
-            <w:pPr>
-              <w:jc w:val="left"/>
-            </w:pPr>
-            <w:r>
-              <w:t xml:space="preserve"> </w:t>
-            </w:r>
-          </w:p>
-        </w:tc>
-      </w:tr>
-    </w:tbl>
-    <w:p>
-      <w:pPr>
-        <w:framePr w:w="0" w:h="0" w:vAnchor="margin" w:hAnchor="margin" w:xAlign="right" w:yAlign="top"/>
-      </w:pPr>
-    </w:p>
-    <w:tbl>
-      <w:tblPr>
-        <w:tblStyle w:val="Table"/>
-        <w:tblW w:type="pct" w:w="4900"/>
-        <w:tblLayout w:type="fixed"/>
-        <w:tblLook w:firstRow="0" w:lastRow="0" w:firstColumn="0" w:lastColumn="0" w:noHBand="0" w:noVBand="0" w:val="0000"/>
-      </w:tblPr>
-      <w:tblGrid>
-        <w:gridCol w:w="7761"/>
-      </w:tblGrid>
-      <w:tr>
-        <w:tc>
-          <w:tcPr/>
           <w:tbl>
             <w:tblPr>
               <w:tblStyle w:val="Table"/>
-              <w:tblW w:type="pct" w:w="4900"/>
+              <w:tblW w:type="pct" w:w="5000"/>
               <w:tblLayout w:type="fixed"/>
               <w:tblLook w:firstRow="0" w:lastRow="0" w:firstColumn="0" w:lastColumn="0" w:noHBand="0" w:noVBand="0" w:val="0000"/>
             </w:tblPr>
             <w:tblGrid>
-              <w:gridCol w:w="7761"/>
+              <w:gridCol w:w="7920"/>
             </w:tblGrid>
             <w:tr>
               <w:tc>
                 <w:tcPr/>
-                <w:bookmarkStart w:id="36" w:name="fig-cota-tendencia"/>
-                <w:p>
-                  <w:pPr>
-                    <w:pStyle w:val="Compact"/>
-                    <w:jc w:val="center"/>
-                    <w:jc w:val="left"/>
+                <w:bookmarkStart w:id="37" w:name="fig-cota-tendencia"/>
+                <w:p>
+                  <w:pPr>
+                    <w:pStyle w:val="Compact"/>
+                    <w:jc w:val="center"/>
+                    <w:jc w:val="center"/>
                   </w:pPr>
                   <w:r>
                     <w:drawing>
                       <wp:inline>
-                        <wp:extent cx="5600700" cy="2381276"/>
+                        <wp:extent cx="4587290" cy="1834916"/>
                         <wp:effectExtent b="0" l="0" r="0" t="0"/>
-                        <wp:docPr descr="" title="" id="34" name="Picture"/>
+                        <wp:docPr descr="" title="" id="35" name="Picture"/>
                         <a:graphic>
                           <a:graphicData uri="http://schemas.openxmlformats.org/drawingml/2006/picture">
                             <pic:pic>
                               <pic:nvPicPr>
-                                <pic:cNvPr descr="fig/fig3b.jpg" id="35" name="Picture"/>
+                                <pic:cNvPr descr="informe_docx_files/figure-docx/fig-cota-tendencia-1.png" id="36" name="Picture"/>
                                 <pic:cNvPicPr>
                                   <a:picLocks noChangeArrowheads="1" noChangeAspect="1"/>
                                 </pic:cNvPicPr>
                               </pic:nvPicPr>
                               <pic:blipFill>
-                                <a:blip r:embed="rId33"/>
+                                <a:blip r:embed="rId34"/>
                                 <a:stretch>
                                   <a:fillRect/>
                                 </a:stretch>
@@ -662,7 +835,7 @@
                               <pic:spPr bwMode="auto">
                                 <a:xfrm>
                                   <a:off x="0" y="0"/>
-                                  <a:ext cx="5600700" cy="2381276"/>
+                                  <a:ext cx="4587290" cy="1834916"/>
                                 </a:xfrm>
                                 <a:prstGeom prst="rect">
                                   <a:avLst/>
@@ -684,7 +857,7 @@
                 <w:p>
                   <w:pPr>
                     <w:jc w:val="center"/>
-                    <w:jc w:val="left"/>
+                    <w:jc w:val="center"/>
                   </w:pPr>
                   <w:pPr>
                     <w:jc w:val="left"/>
@@ -695,11 +868,24 @@
                     <w:t xml:space="preserve">(b) Tendencia de cota (2010-2025)</w:t>
                   </w:r>
                 </w:p>
-                <w:bookmarkEnd w:id="36"/>
+                <w:bookmarkEnd w:id="37"/>
               </w:tc>
             </w:tr>
           </w:tbl>
-          <w:p/>
+          <w:p>
+            <w:pPr>
+              <w:jc w:val="center"/>
+            </w:pPr>
+            <w:pPr>
+              <w:jc w:val="left"/>
+              <w:spacing w:before="200"/>
+              <w:pStyle w:val="ImageCaption"/>
+            </w:pPr>
+            <w:r>
+              <w:t xml:space="preserve">Figura 1.3: Evolución de la cota del Embalse.</w:t>
+            </w:r>
+          </w:p>
+          <w:bookmarkEnd w:id="38"/>
         </w:tc>
       </w:tr>
     </w:tbl>
@@ -707,25 +893,12 @@
       <w:pPr>
         <w:pStyle w:val="BodyText"/>
       </w:pPr>
-      <w:pPr>
-        <w:spacing w:before="200"/>
-        <w:pStyle w:val="ImageCaption"/>
-      </w:pPr>
-      <w:r>
-        <w:t xml:space="preserve">Figura 1.3</w:t>
+      <w:r>
+        <w:t xml:space="preserve">Se espera que el nivel de agua continúe descendiendo hasta los meses de octubre-noviembre que es cuando alcanza los valores de cota mínimos, para luego aumentar el nivel embalsado producto de la regulación del mismo y las precipitaciones en la cuenca. Esta tendencia coincide con lo que se registra en los demás embalses de la provincia.</w:t>
       </w:r>
     </w:p>
-    <w:bookmarkEnd w:id="37"/>
-    <w:p>
-      <w:pPr>
-        <w:pStyle w:val="BodyText"/>
-      </w:pPr>
-      <w:r>
-        <w:t xml:space="preserve">Se espera que el nivel de agua continúe descendiendo hasta los meses de octubre-noviembre que es cuando alcanza los valores de cota mínimos, para luego aumentar el nivel embalsado producto de la regulación del mismo y las precipitaciones en la cuenca. Esta tendencia coincide con lo que se registra en los demás embalses de la provincia.</w:t>
-      </w:r>
-    </w:p>
-    <w:bookmarkEnd w:id="38"/>
-    <w:bookmarkStart w:id="57" w:name="mediciones-y-observaciones-a-campo"/>
+    <w:bookmarkEnd w:id="39"/>
+    <w:bookmarkStart w:id="66" w:name="mediciones-y-observaciones-a-campo"/>
     <w:p>
       <w:pPr>
         <w:pStyle w:val="Heading1"/>
@@ -772,7 +945,7 @@
       <w:tr>
         <w:tc>
           <w:tcPr/>
-          <w:bookmarkStart w:id="39" w:name="tbl-parametros"/>
+          <w:bookmarkStart w:id="40" w:name="tbl-parametros"/>
           <w:p>
             <w:pPr>
               <w:jc w:val="center"/>
@@ -807,16 +980,16 @@
               <w:tblLook w:firstRow="1" w:lastRow="0" w:firstColumn="0" w:lastColumn="0" w:noHBand="0" w:noVBand="0" w:val="0020"/>
             </w:tblPr>
             <w:tblGrid>
-              <w:gridCol w:w="2454"/>
-              <w:gridCol w:w="557"/>
-              <w:gridCol w:w="557"/>
-              <w:gridCol w:w="557"/>
-              <w:gridCol w:w="446"/>
-              <w:gridCol w:w="557"/>
-              <w:gridCol w:w="557"/>
-              <w:gridCol w:w="669"/>
-              <w:gridCol w:w="780"/>
-              <w:gridCol w:w="780"/>
+              <w:gridCol w:w="1777"/>
+              <w:gridCol w:w="808"/>
+              <w:gridCol w:w="565"/>
+              <w:gridCol w:w="565"/>
+              <w:gridCol w:w="565"/>
+              <w:gridCol w:w="646"/>
+              <w:gridCol w:w="808"/>
+              <w:gridCol w:w="565"/>
+              <w:gridCol w:w="727"/>
+              <w:gridCol w:w="888"/>
             </w:tblGrid>
             <w:tr>
               <w:trPr>
@@ -827,36 +1000,39 @@
                 <w:p>
                   <w:pPr>
                     <w:pStyle w:val="Compact"/>
-                    <w:jc w:val="left"/>
-                    <w:jc w:val="center"/>
-                  </w:pPr>
-                  <w:r>
-                    <w:t xml:space="preserve">sitio_etq</w:t>
-                  </w:r>
-                </w:p>
-              </w:tc>
-              <w:tc>
-                <w:tcPr/>
-                <w:p>
-                  <w:pPr>
-                    <w:pStyle w:val="Compact"/>
-                    <w:jc w:val="left"/>
-                    <w:jc w:val="center"/>
-                  </w:pPr>
-                  <w:r>
-                    <w:t xml:space="preserve">temp</w:t>
-                  </w:r>
-                </w:p>
-              </w:tc>
-              <w:tc>
-                <w:tcPr/>
-                <w:p>
-                  <w:pPr>
-                    <w:pStyle w:val="Compact"/>
-                    <w:jc w:val="left"/>
-                    <w:jc w:val="center"/>
-                  </w:pPr>
-                  <w:r>
+                  </w:pPr>
+                </w:p>
+              </w:tc>
+              <w:tc>
+                <w:tcPr/>
+                <w:p>
+                  <w:pPr>
+                    <w:pStyle w:val="Compact"/>
+                    <w:jc w:val="left"/>
+                    <w:jc w:val="center"/>
+                  </w:pPr>
+                  <w:r>
+                    <w:rPr>
+                      <w:b/>
+                      <w:bCs/>
+                    </w:rPr>
+                    <w:t xml:space="preserve">Temp.</w:t>
+                  </w:r>
+                </w:p>
+              </w:tc>
+              <w:tc>
+                <w:tcPr/>
+                <w:p>
+                  <w:pPr>
+                    <w:pStyle w:val="Compact"/>
+                    <w:jc w:val="left"/>
+                    <w:jc w:val="center"/>
+                  </w:pPr>
+                  <w:r>
+                    <w:rPr>
+                      <w:b/>
+                      <w:bCs/>
+                    </w:rPr>
                     <w:t xml:space="preserve">pH</w:t>
                   </w:r>
                 </w:p>
@@ -870,85 +1046,113 @@
                     <w:jc w:val="center"/>
                   </w:pPr>
                   <w:r>
-                    <w:t xml:space="preserve">od</w:t>
-                  </w:r>
-                </w:p>
-              </w:tc>
-              <w:tc>
-                <w:tcPr/>
-                <w:p>
-                  <w:pPr>
-                    <w:pStyle w:val="Compact"/>
-                    <w:jc w:val="left"/>
-                    <w:jc w:val="center"/>
-                  </w:pPr>
-                  <w:r>
-                    <w:t xml:space="preserve">ds</w:t>
-                  </w:r>
-                </w:p>
-              </w:tc>
-              <w:tc>
-                <w:tcPr/>
-                <w:p>
-                  <w:pPr>
-                    <w:pStyle w:val="Compact"/>
-                    <w:jc w:val="left"/>
-                    <w:jc w:val="center"/>
-                  </w:pPr>
-                  <w:r>
-                    <w:t xml:space="preserve">sdt</w:t>
-                  </w:r>
-                </w:p>
-              </w:tc>
-              <w:tc>
-                <w:tcPr/>
-                <w:p>
-                  <w:pPr>
-                    <w:pStyle w:val="Compact"/>
-                    <w:jc w:val="left"/>
-                    <w:jc w:val="center"/>
-                  </w:pPr>
-                  <w:r>
-                    <w:t xml:space="preserve">turb</w:t>
-                  </w:r>
-                </w:p>
-              </w:tc>
-              <w:tc>
-                <w:tcPr/>
-                <w:p>
-                  <w:pPr>
-                    <w:pStyle w:val="Compact"/>
-                    <w:jc w:val="left"/>
-                    <w:jc w:val="center"/>
-                  </w:pPr>
-                  <w:r>
-                    <w:t xml:space="preserve">ce</w:t>
-                  </w:r>
-                </w:p>
-              </w:tc>
-              <w:tc>
-                <w:tcPr/>
-                <w:p>
-                  <w:pPr>
-                    <w:pStyle w:val="Compact"/>
-                    <w:jc w:val="left"/>
-                    <w:jc w:val="center"/>
-                  </w:pPr>
-                  <w:r>
-                    <w:t xml:space="preserve">cla</w:t>
-                  </w:r>
-                </w:p>
-              </w:tc>
-              <w:tc>
-                <w:tcPr/>
-                <w:p>
-                  <w:pPr>
-                    <w:pStyle w:val="Compact"/>
-                    <w:jc w:val="left"/>
-                    <w:jc w:val="center"/>
-                  </w:pPr>
-                  <w:r>
-                    <w:t xml:space="preserve">cla_c</w:t>
+                    <w:rPr>
+                      <w:b/>
+                      <w:bCs/>
+                    </w:rPr>
+                    <w:t xml:space="preserve">OD</w:t>
+                  </w:r>
+                </w:p>
+              </w:tc>
+              <w:tc>
+                <w:tcPr/>
+                <w:p>
+                  <w:pPr>
+                    <w:pStyle w:val="Compact"/>
+                    <w:jc w:val="left"/>
+                    <w:jc w:val="center"/>
+                  </w:pPr>
+                  <w:r>
+                    <w:rPr>
+                      <w:b/>
+                      <w:bCs/>
+                    </w:rPr>
+                    <w:t xml:space="preserve">DS</w:t>
+                  </w:r>
+                </w:p>
+              </w:tc>
+              <w:tc>
+                <w:tcPr/>
+                <w:p>
+                  <w:pPr>
+                    <w:pStyle w:val="Compact"/>
+                    <w:jc w:val="left"/>
+                    <w:jc w:val="center"/>
+                  </w:pPr>
+                  <w:r>
+                    <w:rPr>
+                      <w:b/>
+                      <w:bCs/>
+                    </w:rPr>
+                    <w:t xml:space="preserve">SDT</w:t>
+                  </w:r>
+                </w:p>
+              </w:tc>
+              <w:tc>
+                <w:tcPr/>
+                <w:p>
+                  <w:pPr>
+                    <w:pStyle w:val="Compact"/>
+                    <w:jc w:val="left"/>
+                    <w:jc w:val="center"/>
+                  </w:pPr>
+                  <w:r>
+                    <w:rPr>
+                      <w:b/>
+                      <w:bCs/>
+                    </w:rPr>
+                    <w:t xml:space="preserve">Turb.</w:t>
+                  </w:r>
+                </w:p>
+              </w:tc>
+              <w:tc>
+                <w:tcPr/>
+                <w:p>
+                  <w:pPr>
+                    <w:pStyle w:val="Compact"/>
+                    <w:jc w:val="left"/>
+                    <w:jc w:val="center"/>
+                  </w:pPr>
+                  <w:r>
+                    <w:rPr>
+                      <w:b/>
+                      <w:bCs/>
+                    </w:rPr>
+                    <w:t xml:space="preserve">CE</w:t>
+                  </w:r>
+                </w:p>
+              </w:tc>
+              <w:tc>
+                <w:tcPr/>
+                <w:p>
+                  <w:pPr>
+                    <w:pStyle w:val="Compact"/>
+                    <w:jc w:val="left"/>
+                    <w:jc w:val="center"/>
+                  </w:pPr>
+                  <w:r>
+                    <w:rPr>
+                      <w:b/>
+                      <w:bCs/>
+                    </w:rPr>
+                    <w:t xml:space="preserve">Cl-a</w:t>
+                  </w:r>
+                </w:p>
+              </w:tc>
+              <w:tc>
+                <w:tcPr/>
+                <w:p>
+                  <w:pPr>
+                    <w:pStyle w:val="Compact"/>
+                    <w:jc w:val="left"/>
+                    <w:jc w:val="center"/>
+                  </w:pPr>
+                  <w:r>
+                    <w:rPr>
+                      <w:b/>
+                      <w:bCs/>
+                    </w:rPr>
+                    <w:t xml:space="preserve">Ciano.</w:t>
                   </w:r>
                 </w:p>
               </w:tc>
@@ -1071,20 +1275,20 @@
                     <w:jc w:val="center"/>
                   </w:pPr>
                   <w:r>
-                    <w:t xml:space="preserve">mg/m^3</w:t>
-                  </w:r>
-                </w:p>
-              </w:tc>
-              <w:tc>
-                <w:tcPr/>
-                <w:p>
-                  <w:pPr>
-                    <w:pStyle w:val="Compact"/>
-                    <w:jc w:val="left"/>
-                    <w:jc w:val="center"/>
-                  </w:pPr>
-                  <w:r>
-                    <w:t xml:space="preserve">mg/m^3</w:t>
+                    <w:t xml:space="preserve">mg/m3</w:t>
+                  </w:r>
+                </w:p>
+              </w:tc>
+              <w:tc>
+                <w:tcPr/>
+                <w:p>
+                  <w:pPr>
+                    <w:pStyle w:val="Compact"/>
+                    <w:jc w:val="left"/>
+                    <w:jc w:val="center"/>
+                  </w:pPr>
+                  <w:r>
+                    <w:t xml:space="preserve">mg/m3</w:t>
                   </w:r>
                 </w:p>
               </w:tc>
@@ -1112,111 +1316,111 @@
                     <w:jc w:val="center"/>
                   </w:pPr>
                   <w:r>
-                    <w:t xml:space="preserve">14</w:t>
-                  </w:r>
-                </w:p>
-              </w:tc>
-              <w:tc>
-                <w:tcPr/>
-                <w:p>
-                  <w:pPr>
-                    <w:pStyle w:val="Compact"/>
-                    <w:jc w:val="left"/>
-                    <w:jc w:val="center"/>
-                  </w:pPr>
-                  <w:r>
-                    <w:t xml:space="preserve">7.27</w:t>
-                  </w:r>
-                </w:p>
-              </w:tc>
-              <w:tc>
-                <w:tcPr/>
-                <w:p>
-                  <w:pPr>
-                    <w:pStyle w:val="Compact"/>
-                    <w:jc w:val="left"/>
-                    <w:jc w:val="center"/>
-                  </w:pPr>
-                  <w:r>
-                    <w:t xml:space="preserve">7.1</w:t>
-                  </w:r>
-                </w:p>
-              </w:tc>
-              <w:tc>
-                <w:tcPr/>
-                <w:p>
-                  <w:pPr>
-                    <w:pStyle w:val="Compact"/>
-                    <w:jc w:val="left"/>
-                    <w:jc w:val="center"/>
-                  </w:pPr>
-                  <w:r>
-                    <w:t xml:space="preserve">5.5</w:t>
-                  </w:r>
-                </w:p>
-              </w:tc>
-              <w:tc>
-                <w:tcPr/>
-                <w:p>
-                  <w:pPr>
-                    <w:pStyle w:val="Compact"/>
-                    <w:jc w:val="left"/>
-                    <w:jc w:val="center"/>
-                  </w:pPr>
-                  <w:r>
-                    <w:t xml:space="preserve">80.6</w:t>
-                  </w:r>
-                </w:p>
-              </w:tc>
-              <w:tc>
-                <w:tcPr/>
-                <w:p>
-                  <w:pPr>
-                    <w:pStyle w:val="Compact"/>
-                    <w:jc w:val="left"/>
-                    <w:jc w:val="center"/>
-                  </w:pPr>
-                  <w:r>
-                    <w:t xml:space="preserve">0.09</w:t>
-                  </w:r>
-                </w:p>
-              </w:tc>
-              <w:tc>
-                <w:tcPr/>
-                <w:p>
-                  <w:pPr>
-                    <w:pStyle w:val="Compact"/>
-                    <w:jc w:val="left"/>
-                    <w:jc w:val="center"/>
-                  </w:pPr>
-                  <w:r>
-                    <w:t xml:space="preserve">118.9</w:t>
-                  </w:r>
-                </w:p>
-              </w:tc>
-              <w:tc>
-                <w:tcPr/>
-                <w:p>
-                  <w:pPr>
-                    <w:pStyle w:val="Compact"/>
-                    <w:jc w:val="left"/>
-                    <w:jc w:val="center"/>
-                  </w:pPr>
-                  <w:r>
-                    <w:t xml:space="preserve">5.7</w:t>
-                  </w:r>
-                </w:p>
-              </w:tc>
-              <w:tc>
-                <w:tcPr/>
-                <w:p>
-                  <w:pPr>
-                    <w:pStyle w:val="Compact"/>
-                    <w:jc w:val="left"/>
-                    <w:jc w:val="center"/>
-                  </w:pPr>
-                  <w:r>
-                    <w:t xml:space="preserve">1.1</w:t>
+                    <w:t xml:space="preserve">14,0</w:t>
+                  </w:r>
+                </w:p>
+              </w:tc>
+              <w:tc>
+                <w:tcPr/>
+                <w:p>
+                  <w:pPr>
+                    <w:pStyle w:val="Compact"/>
+                    <w:jc w:val="left"/>
+                    <w:jc w:val="center"/>
+                  </w:pPr>
+                  <w:r>
+                    <w:t xml:space="preserve">7,3</w:t>
+                  </w:r>
+                </w:p>
+              </w:tc>
+              <w:tc>
+                <w:tcPr/>
+                <w:p>
+                  <w:pPr>
+                    <w:pStyle w:val="Compact"/>
+                    <w:jc w:val="left"/>
+                    <w:jc w:val="center"/>
+                  </w:pPr>
+                  <w:r>
+                    <w:t xml:space="preserve">7,1</w:t>
+                  </w:r>
+                </w:p>
+              </w:tc>
+              <w:tc>
+                <w:tcPr/>
+                <w:p>
+                  <w:pPr>
+                    <w:pStyle w:val="Compact"/>
+                    <w:jc w:val="left"/>
+                    <w:jc w:val="center"/>
+                  </w:pPr>
+                  <w:r>
+                    <w:t xml:space="preserve">5,5</w:t>
+                  </w:r>
+                </w:p>
+              </w:tc>
+              <w:tc>
+                <w:tcPr/>
+                <w:p>
+                  <w:pPr>
+                    <w:pStyle w:val="Compact"/>
+                    <w:jc w:val="left"/>
+                    <w:jc w:val="center"/>
+                  </w:pPr>
+                  <w:r>
+                    <w:t xml:space="preserve">80,6</w:t>
+                  </w:r>
+                </w:p>
+              </w:tc>
+              <w:tc>
+                <w:tcPr/>
+                <w:p>
+                  <w:pPr>
+                    <w:pStyle w:val="Compact"/>
+                    <w:jc w:val="left"/>
+                    <w:jc w:val="center"/>
+                  </w:pPr>
+                  <w:r>
+                    <w:t xml:space="preserve">0,1</w:t>
+                  </w:r>
+                </w:p>
+              </w:tc>
+              <w:tc>
+                <w:tcPr/>
+                <w:p>
+                  <w:pPr>
+                    <w:pStyle w:val="Compact"/>
+                    <w:jc w:val="left"/>
+                    <w:jc w:val="center"/>
+                  </w:pPr>
+                  <w:r>
+                    <w:t xml:space="preserve">118,9</w:t>
+                  </w:r>
+                </w:p>
+              </w:tc>
+              <w:tc>
+                <w:tcPr/>
+                <w:p>
+                  <w:pPr>
+                    <w:pStyle w:val="Compact"/>
+                    <w:jc w:val="left"/>
+                    <w:jc w:val="center"/>
+                  </w:pPr>
+                  <w:r>
+                    <w:t xml:space="preserve">5,7</w:t>
+                  </w:r>
+                </w:p>
+              </w:tc>
+              <w:tc>
+                <w:tcPr/>
+                <w:p>
+                  <w:pPr>
+                    <w:pStyle w:val="Compact"/>
+                    <w:jc w:val="left"/>
+                    <w:jc w:val="center"/>
+                  </w:pPr>
+                  <w:r>
+                    <w:t xml:space="preserve">1,1</w:t>
                   </w:r>
                 </w:p>
               </w:tc>
@@ -1244,111 +1448,111 @@
                     <w:jc w:val="center"/>
                   </w:pPr>
                   <w:r>
-                    <w:t xml:space="preserve">14</w:t>
-                  </w:r>
-                </w:p>
-              </w:tc>
-              <w:tc>
-                <w:tcPr/>
-                <w:p>
-                  <w:pPr>
-                    <w:pStyle w:val="Compact"/>
-                    <w:jc w:val="left"/>
-                    <w:jc w:val="center"/>
-                  </w:pPr>
-                  <w:r>
-                    <w:t xml:space="preserve">7.74</w:t>
-                  </w:r>
-                </w:p>
-              </w:tc>
-              <w:tc>
-                <w:tcPr/>
-                <w:p>
-                  <w:pPr>
-                    <w:pStyle w:val="Compact"/>
-                    <w:jc w:val="left"/>
-                    <w:jc w:val="center"/>
-                  </w:pPr>
-                  <w:r>
-                    <w:t xml:space="preserve">8.21</w:t>
-                  </w:r>
-                </w:p>
-              </w:tc>
-              <w:tc>
-                <w:tcPr/>
-                <w:p>
-                  <w:pPr>
-                    <w:pStyle w:val="Compact"/>
-                    <w:jc w:val="left"/>
-                    <w:jc w:val="center"/>
-                  </w:pPr>
-                  <w:r>
-                    <w:t xml:space="preserve">5</w:t>
-                  </w:r>
-                </w:p>
-              </w:tc>
-              <w:tc>
-                <w:tcPr/>
-                <w:p>
-                  <w:pPr>
-                    <w:pStyle w:val="Compact"/>
-                    <w:jc w:val="left"/>
-                    <w:jc w:val="center"/>
-                  </w:pPr>
-                  <w:r>
-                    <w:t xml:space="preserve">79</w:t>
-                  </w:r>
-                </w:p>
-              </w:tc>
-              <w:tc>
-                <w:tcPr/>
-                <w:p>
-                  <w:pPr>
-                    <w:pStyle w:val="Compact"/>
-                    <w:jc w:val="left"/>
-                    <w:jc w:val="center"/>
-                  </w:pPr>
-                  <w:r>
-                    <w:t xml:space="preserve">0.49</w:t>
-                  </w:r>
-                </w:p>
-              </w:tc>
-              <w:tc>
-                <w:tcPr/>
-                <w:p>
-                  <w:pPr>
-                    <w:pStyle w:val="Compact"/>
-                    <w:jc w:val="left"/>
-                    <w:jc w:val="center"/>
-                  </w:pPr>
-                  <w:r>
-                    <w:t xml:space="preserve">118.1</w:t>
-                  </w:r>
-                </w:p>
-              </w:tc>
-              <w:tc>
-                <w:tcPr/>
-                <w:p>
-                  <w:pPr>
-                    <w:pStyle w:val="Compact"/>
-                    <w:jc w:val="left"/>
-                    <w:jc w:val="center"/>
-                  </w:pPr>
-                  <w:r>
-                    <w:t xml:space="preserve">6</w:t>
-                  </w:r>
-                </w:p>
-              </w:tc>
-              <w:tc>
-                <w:tcPr/>
-                <w:p>
-                  <w:pPr>
-                    <w:pStyle w:val="Compact"/>
-                    <w:jc w:val="left"/>
-                    <w:jc w:val="center"/>
-                  </w:pPr>
-                  <w:r>
-                    <w:t xml:space="preserve">1.5</w:t>
+                    <w:t xml:space="preserve">14,0</w:t>
+                  </w:r>
+                </w:p>
+              </w:tc>
+              <w:tc>
+                <w:tcPr/>
+                <w:p>
+                  <w:pPr>
+                    <w:pStyle w:val="Compact"/>
+                    <w:jc w:val="left"/>
+                    <w:jc w:val="center"/>
+                  </w:pPr>
+                  <w:r>
+                    <w:t xml:space="preserve">7,7</w:t>
+                  </w:r>
+                </w:p>
+              </w:tc>
+              <w:tc>
+                <w:tcPr/>
+                <w:p>
+                  <w:pPr>
+                    <w:pStyle w:val="Compact"/>
+                    <w:jc w:val="left"/>
+                    <w:jc w:val="center"/>
+                  </w:pPr>
+                  <w:r>
+                    <w:t xml:space="preserve">8,2</w:t>
+                  </w:r>
+                </w:p>
+              </w:tc>
+              <w:tc>
+                <w:tcPr/>
+                <w:p>
+                  <w:pPr>
+                    <w:pStyle w:val="Compact"/>
+                    <w:jc w:val="left"/>
+                    <w:jc w:val="center"/>
+                  </w:pPr>
+                  <w:r>
+                    <w:t xml:space="preserve">5,0</w:t>
+                  </w:r>
+                </w:p>
+              </w:tc>
+              <w:tc>
+                <w:tcPr/>
+                <w:p>
+                  <w:pPr>
+                    <w:pStyle w:val="Compact"/>
+                    <w:jc w:val="left"/>
+                    <w:jc w:val="center"/>
+                  </w:pPr>
+                  <w:r>
+                    <w:t xml:space="preserve">79,0</w:t>
+                  </w:r>
+                </w:p>
+              </w:tc>
+              <w:tc>
+                <w:tcPr/>
+                <w:p>
+                  <w:pPr>
+                    <w:pStyle w:val="Compact"/>
+                    <w:jc w:val="left"/>
+                    <w:jc w:val="center"/>
+                  </w:pPr>
+                  <w:r>
+                    <w:t xml:space="preserve">0,5</w:t>
+                  </w:r>
+                </w:p>
+              </w:tc>
+              <w:tc>
+                <w:tcPr/>
+                <w:p>
+                  <w:pPr>
+                    <w:pStyle w:val="Compact"/>
+                    <w:jc w:val="left"/>
+                    <w:jc w:val="center"/>
+                  </w:pPr>
+                  <w:r>
+                    <w:t xml:space="preserve">118,1</w:t>
+                  </w:r>
+                </w:p>
+              </w:tc>
+              <w:tc>
+                <w:tcPr/>
+                <w:p>
+                  <w:pPr>
+                    <w:pStyle w:val="Compact"/>
+                    <w:jc w:val="left"/>
+                    <w:jc w:val="center"/>
+                  </w:pPr>
+                  <w:r>
+                    <w:t xml:space="preserve">6,0</w:t>
+                  </w:r>
+                </w:p>
+              </w:tc>
+              <w:tc>
+                <w:tcPr/>
+                <w:p>
+                  <w:pPr>
+                    <w:pStyle w:val="Compact"/>
+                    <w:jc w:val="left"/>
+                    <w:jc w:val="center"/>
+                  </w:pPr>
+                  <w:r>
+                    <w:t xml:space="preserve">1,5</w:t>
                   </w:r>
                 </w:p>
               </w:tc>
@@ -1376,111 +1580,111 @@
                     <w:jc w:val="center"/>
                   </w:pPr>
                   <w:r>
-                    <w:t xml:space="preserve">14.1</w:t>
-                  </w:r>
-                </w:p>
-              </w:tc>
-              <w:tc>
-                <w:tcPr/>
-                <w:p>
-                  <w:pPr>
-                    <w:pStyle w:val="Compact"/>
-                    <w:jc w:val="left"/>
-                    <w:jc w:val="center"/>
-                  </w:pPr>
-                  <w:r>
-                    <w:t xml:space="preserve">7.73</w:t>
-                  </w:r>
-                </w:p>
-              </w:tc>
-              <w:tc>
-                <w:tcPr/>
-                <w:p>
-                  <w:pPr>
-                    <w:pStyle w:val="Compact"/>
-                    <w:jc w:val="left"/>
-                    <w:jc w:val="center"/>
-                  </w:pPr>
-                  <w:r>
-                    <w:t xml:space="preserve">7.3</w:t>
-                  </w:r>
-                </w:p>
-              </w:tc>
-              <w:tc>
-                <w:tcPr/>
-                <w:p>
-                  <w:pPr>
-                    <w:pStyle w:val="Compact"/>
-                    <w:jc w:val="left"/>
-                    <w:jc w:val="center"/>
-                  </w:pPr>
-                  <w:r>
-                    <w:t xml:space="preserve">4</w:t>
-                  </w:r>
-                </w:p>
-              </w:tc>
-              <w:tc>
-                <w:tcPr/>
-                <w:p>
-                  <w:pPr>
-                    <w:pStyle w:val="Compact"/>
-                    <w:jc w:val="left"/>
-                    <w:jc w:val="center"/>
-                  </w:pPr>
-                  <w:r>
-                    <w:t xml:space="preserve">81.8</w:t>
-                  </w:r>
-                </w:p>
-              </w:tc>
-              <w:tc>
-                <w:tcPr/>
-                <w:p>
-                  <w:pPr>
-                    <w:pStyle w:val="Compact"/>
-                    <w:jc w:val="left"/>
-                    <w:jc w:val="center"/>
-                  </w:pPr>
-                  <w:r>
-                    <w:t xml:space="preserve">0.18</w:t>
-                  </w:r>
-                </w:p>
-              </w:tc>
-              <w:tc>
-                <w:tcPr/>
-                <w:p>
-                  <w:pPr>
-                    <w:pStyle w:val="Compact"/>
-                    <w:jc w:val="left"/>
-                    <w:jc w:val="center"/>
-                  </w:pPr>
-                  <w:r>
-                    <w:t xml:space="preserve">124</w:t>
-                  </w:r>
-                </w:p>
-              </w:tc>
-              <w:tc>
-                <w:tcPr/>
-                <w:p>
-                  <w:pPr>
-                    <w:pStyle w:val="Compact"/>
-                    <w:jc w:val="left"/>
-                    <w:jc w:val="center"/>
-                  </w:pPr>
-                  <w:r>
-                    <w:t xml:space="preserve">4.1</w:t>
-                  </w:r>
-                </w:p>
-              </w:tc>
-              <w:tc>
-                <w:tcPr/>
-                <w:p>
-                  <w:pPr>
-                    <w:pStyle w:val="Compact"/>
-                    <w:jc w:val="left"/>
-                    <w:jc w:val="center"/>
-                  </w:pPr>
-                  <w:r>
-                    <w:t xml:space="preserve">1.1</w:t>
+                    <w:t xml:space="preserve">14,1</w:t>
+                  </w:r>
+                </w:p>
+              </w:tc>
+              <w:tc>
+                <w:tcPr/>
+                <w:p>
+                  <w:pPr>
+                    <w:pStyle w:val="Compact"/>
+                    <w:jc w:val="left"/>
+                    <w:jc w:val="center"/>
+                  </w:pPr>
+                  <w:r>
+                    <w:t xml:space="preserve">7,7</w:t>
+                  </w:r>
+                </w:p>
+              </w:tc>
+              <w:tc>
+                <w:tcPr/>
+                <w:p>
+                  <w:pPr>
+                    <w:pStyle w:val="Compact"/>
+                    <w:jc w:val="left"/>
+                    <w:jc w:val="center"/>
+                  </w:pPr>
+                  <w:r>
+                    <w:t xml:space="preserve">7,3</w:t>
+                  </w:r>
+                </w:p>
+              </w:tc>
+              <w:tc>
+                <w:tcPr/>
+                <w:p>
+                  <w:pPr>
+                    <w:pStyle w:val="Compact"/>
+                    <w:jc w:val="left"/>
+                    <w:jc w:val="center"/>
+                  </w:pPr>
+                  <w:r>
+                    <w:t xml:space="preserve">4,0</w:t>
+                  </w:r>
+                </w:p>
+              </w:tc>
+              <w:tc>
+                <w:tcPr/>
+                <w:p>
+                  <w:pPr>
+                    <w:pStyle w:val="Compact"/>
+                    <w:jc w:val="left"/>
+                    <w:jc w:val="center"/>
+                  </w:pPr>
+                  <w:r>
+                    <w:t xml:space="preserve">81,8</w:t>
+                  </w:r>
+                </w:p>
+              </w:tc>
+              <w:tc>
+                <w:tcPr/>
+                <w:p>
+                  <w:pPr>
+                    <w:pStyle w:val="Compact"/>
+                    <w:jc w:val="left"/>
+                    <w:jc w:val="center"/>
+                  </w:pPr>
+                  <w:r>
+                    <w:t xml:space="preserve">0,2</w:t>
+                  </w:r>
+                </w:p>
+              </w:tc>
+              <w:tc>
+                <w:tcPr/>
+                <w:p>
+                  <w:pPr>
+                    <w:pStyle w:val="Compact"/>
+                    <w:jc w:val="left"/>
+                    <w:jc w:val="center"/>
+                  </w:pPr>
+                  <w:r>
+                    <w:t xml:space="preserve">124,0</w:t>
+                  </w:r>
+                </w:p>
+              </w:tc>
+              <w:tc>
+                <w:tcPr/>
+                <w:p>
+                  <w:pPr>
+                    <w:pStyle w:val="Compact"/>
+                    <w:jc w:val="left"/>
+                    <w:jc w:val="center"/>
+                  </w:pPr>
+                  <w:r>
+                    <w:t xml:space="preserve">4,1</w:t>
+                  </w:r>
+                </w:p>
+              </w:tc>
+              <w:tc>
+                <w:tcPr/>
+                <w:p>
+                  <w:pPr>
+                    <w:pStyle w:val="Compact"/>
+                    <w:jc w:val="left"/>
+                    <w:jc w:val="center"/>
+                  </w:pPr>
+                  <w:r>
+                    <w:t xml:space="preserve">1,1</w:t>
                   </w:r>
                 </w:p>
               </w:tc>
@@ -1508,33 +1712,33 @@
                     <w:jc w:val="center"/>
                   </w:pPr>
                   <w:r>
-                    <w:t xml:space="preserve">15.7</w:t>
-                  </w:r>
-                </w:p>
-              </w:tc>
-              <w:tc>
-                <w:tcPr/>
-                <w:p>
-                  <w:pPr>
-                    <w:pStyle w:val="Compact"/>
-                    <w:jc w:val="left"/>
-                    <w:jc w:val="center"/>
-                  </w:pPr>
-                  <w:r>
-                    <w:t xml:space="preserve">7.73</w:t>
-                  </w:r>
-                </w:p>
-              </w:tc>
-              <w:tc>
-                <w:tcPr/>
-                <w:p>
-                  <w:pPr>
-                    <w:pStyle w:val="Compact"/>
-                    <w:jc w:val="left"/>
-                    <w:jc w:val="center"/>
-                  </w:pPr>
-                  <w:r>
-                    <w:t xml:space="preserve">8.5</w:t>
+                    <w:t xml:space="preserve">15,7</w:t>
+                  </w:r>
+                </w:p>
+              </w:tc>
+              <w:tc>
+                <w:tcPr/>
+                <w:p>
+                  <w:pPr>
+                    <w:pStyle w:val="Compact"/>
+                    <w:jc w:val="left"/>
+                    <w:jc w:val="center"/>
+                  </w:pPr>
+                  <w:r>
+                    <w:t xml:space="preserve">7,7</w:t>
+                  </w:r>
+                </w:p>
+              </w:tc>
+              <w:tc>
+                <w:tcPr/>
+                <w:p>
+                  <w:pPr>
+                    <w:pStyle w:val="Compact"/>
+                    <w:jc w:val="left"/>
+                    <w:jc w:val="center"/>
+                  </w:pPr>
+                  <w:r>
+                    <w:t xml:space="preserve">8,5</w:t>
                   </w:r>
                 </w:p>
               </w:tc>
@@ -1560,59 +1764,59 @@
                     <w:jc w:val="center"/>
                   </w:pPr>
                   <w:r>
-                    <w:t xml:space="preserve">83.2</w:t>
-                  </w:r>
-                </w:p>
-              </w:tc>
-              <w:tc>
-                <w:tcPr/>
-                <w:p>
-                  <w:pPr>
-                    <w:pStyle w:val="Compact"/>
-                    <w:jc w:val="left"/>
-                    <w:jc w:val="center"/>
-                  </w:pPr>
-                  <w:r>
-                    <w:t xml:space="preserve">0.13</w:t>
-                  </w:r>
-                </w:p>
-              </w:tc>
-              <w:tc>
-                <w:tcPr/>
-                <w:p>
-                  <w:pPr>
-                    <w:pStyle w:val="Compact"/>
-                    <w:jc w:val="left"/>
-                    <w:jc w:val="center"/>
-                  </w:pPr>
-                  <w:r>
-                    <w:t xml:space="preserve">125.1</w:t>
-                  </w:r>
-                </w:p>
-              </w:tc>
-              <w:tc>
-                <w:tcPr/>
-                <w:p>
-                  <w:pPr>
-                    <w:pStyle w:val="Compact"/>
-                    <w:jc w:val="left"/>
-                    <w:jc w:val="center"/>
-                  </w:pPr>
-                  <w:r>
-                    <w:t xml:space="preserve">2.3</w:t>
-                  </w:r>
-                </w:p>
-              </w:tc>
-              <w:tc>
-                <w:tcPr/>
-                <w:p>
-                  <w:pPr>
-                    <w:pStyle w:val="Compact"/>
-                    <w:jc w:val="left"/>
-                    <w:jc w:val="center"/>
-                  </w:pPr>
-                  <w:r>
-                    <w:t xml:space="preserve">0.7</w:t>
+                    <w:t xml:space="preserve">83,2</w:t>
+                  </w:r>
+                </w:p>
+              </w:tc>
+              <w:tc>
+                <w:tcPr/>
+                <w:p>
+                  <w:pPr>
+                    <w:pStyle w:val="Compact"/>
+                    <w:jc w:val="left"/>
+                    <w:jc w:val="center"/>
+                  </w:pPr>
+                  <w:r>
+                    <w:t xml:space="preserve">0,1</w:t>
+                  </w:r>
+                </w:p>
+              </w:tc>
+              <w:tc>
+                <w:tcPr/>
+                <w:p>
+                  <w:pPr>
+                    <w:pStyle w:val="Compact"/>
+                    <w:jc w:val="left"/>
+                    <w:jc w:val="center"/>
+                  </w:pPr>
+                  <w:r>
+                    <w:t xml:space="preserve">125,1</w:t>
+                  </w:r>
+                </w:p>
+              </w:tc>
+              <w:tc>
+                <w:tcPr/>
+                <w:p>
+                  <w:pPr>
+                    <w:pStyle w:val="Compact"/>
+                    <w:jc w:val="left"/>
+                    <w:jc w:val="center"/>
+                  </w:pPr>
+                  <w:r>
+                    <w:t xml:space="preserve">2,3</w:t>
+                  </w:r>
+                </w:p>
+              </w:tc>
+              <w:tc>
+                <w:tcPr/>
+                <w:p>
+                  <w:pPr>
+                    <w:pStyle w:val="Compact"/>
+                    <w:jc w:val="left"/>
+                    <w:jc w:val="center"/>
+                  </w:pPr>
+                  <w:r>
+                    <w:t xml:space="preserve">0,7</w:t>
                   </w:r>
                 </w:p>
               </w:tc>
@@ -1640,33 +1844,33 @@
                     <w:jc w:val="center"/>
                   </w:pPr>
                   <w:r>
-                    <w:t xml:space="preserve">18.9</w:t>
-                  </w:r>
-                </w:p>
-              </w:tc>
-              <w:tc>
-                <w:tcPr/>
-                <w:p>
-                  <w:pPr>
-                    <w:pStyle w:val="Compact"/>
-                    <w:jc w:val="left"/>
-                    <w:jc w:val="center"/>
-                  </w:pPr>
-                  <w:r>
-                    <w:t xml:space="preserve">7.69</w:t>
-                  </w:r>
-                </w:p>
-              </w:tc>
-              <w:tc>
-                <w:tcPr/>
-                <w:p>
-                  <w:pPr>
-                    <w:pStyle w:val="Compact"/>
-                    <w:jc w:val="left"/>
-                    <w:jc w:val="center"/>
-                  </w:pPr>
-                  <w:r>
-                    <w:t xml:space="preserve">7.4</w:t>
+                    <w:t xml:space="preserve">18,9</w:t>
+                  </w:r>
+                </w:p>
+              </w:tc>
+              <w:tc>
+                <w:tcPr/>
+                <w:p>
+                  <w:pPr>
+                    <w:pStyle w:val="Compact"/>
+                    <w:jc w:val="left"/>
+                    <w:jc w:val="center"/>
+                  </w:pPr>
+                  <w:r>
+                    <w:t xml:space="preserve">7,7</w:t>
+                  </w:r>
+                </w:p>
+              </w:tc>
+              <w:tc>
+                <w:tcPr/>
+                <w:p>
+                  <w:pPr>
+                    <w:pStyle w:val="Compact"/>
+                    <w:jc w:val="left"/>
+                    <w:jc w:val="center"/>
+                  </w:pPr>
+                  <w:r>
+                    <w:t xml:space="preserve">7,4</w:t>
                   </w:r>
                 </w:p>
               </w:tc>
@@ -1692,59 +1896,59 @@
                     <w:jc w:val="center"/>
                   </w:pPr>
                   <w:r>
-                    <w:t xml:space="preserve">79.4</w:t>
-                  </w:r>
-                </w:p>
-              </w:tc>
-              <w:tc>
-                <w:tcPr/>
-                <w:p>
-                  <w:pPr>
-                    <w:pStyle w:val="Compact"/>
-                    <w:jc w:val="left"/>
-                    <w:jc w:val="center"/>
-                  </w:pPr>
-                  <w:r>
-                    <w:t xml:space="preserve">0.17</w:t>
-                  </w:r>
-                </w:p>
-              </w:tc>
-              <w:tc>
-                <w:tcPr/>
-                <w:p>
-                  <w:pPr>
-                    <w:pStyle w:val="Compact"/>
-                    <w:jc w:val="left"/>
-                    <w:jc w:val="center"/>
-                  </w:pPr>
-                  <w:r>
-                    <w:t xml:space="preserve">119.6</w:t>
-                  </w:r>
-                </w:p>
-              </w:tc>
-              <w:tc>
-                <w:tcPr/>
-                <w:p>
-                  <w:pPr>
-                    <w:pStyle w:val="Compact"/>
-                    <w:jc w:val="left"/>
-                    <w:jc w:val="center"/>
-                  </w:pPr>
-                  <w:r>
-                    <w:t xml:space="preserve">2.4</w:t>
-                  </w:r>
-                </w:p>
-              </w:tc>
-              <w:tc>
-                <w:tcPr/>
-                <w:p>
-                  <w:pPr>
-                    <w:pStyle w:val="Compact"/>
-                    <w:jc w:val="left"/>
-                    <w:jc w:val="center"/>
-                  </w:pPr>
-                  <w:r>
-                    <w:t xml:space="preserve">0.8</w:t>
+                    <w:t xml:space="preserve">79,4</w:t>
+                  </w:r>
+                </w:p>
+              </w:tc>
+              <w:tc>
+                <w:tcPr/>
+                <w:p>
+                  <w:pPr>
+                    <w:pStyle w:val="Compact"/>
+                    <w:jc w:val="left"/>
+                    <w:jc w:val="center"/>
+                  </w:pPr>
+                  <w:r>
+                    <w:t xml:space="preserve">0,2</w:t>
+                  </w:r>
+                </w:p>
+              </w:tc>
+              <w:tc>
+                <w:tcPr/>
+                <w:p>
+                  <w:pPr>
+                    <w:pStyle w:val="Compact"/>
+                    <w:jc w:val="left"/>
+                    <w:jc w:val="center"/>
+                  </w:pPr>
+                  <w:r>
+                    <w:t xml:space="preserve">119,6</w:t>
+                  </w:r>
+                </w:p>
+              </w:tc>
+              <w:tc>
+                <w:tcPr/>
+                <w:p>
+                  <w:pPr>
+                    <w:pStyle w:val="Compact"/>
+                    <w:jc w:val="left"/>
+                    <w:jc w:val="center"/>
+                  </w:pPr>
+                  <w:r>
+                    <w:t xml:space="preserve">2,4</w:t>
+                  </w:r>
+                </w:p>
+              </w:tc>
+              <w:tc>
+                <w:tcPr/>
+                <w:p>
+                  <w:pPr>
+                    <w:pStyle w:val="Compact"/>
+                    <w:jc w:val="left"/>
+                    <w:jc w:val="center"/>
+                  </w:pPr>
+                  <w:r>
+                    <w:t xml:space="preserve">0,8</w:t>
                   </w:r>
                 </w:p>
               </w:tc>
@@ -1772,33 +1976,33 @@
                     <w:jc w:val="center"/>
                   </w:pPr>
                   <w:r>
-                    <w:t xml:space="preserve">17.9</w:t>
-                  </w:r>
-                </w:p>
-              </w:tc>
-              <w:tc>
-                <w:tcPr/>
-                <w:p>
-                  <w:pPr>
-                    <w:pStyle w:val="Compact"/>
-                    <w:jc w:val="left"/>
-                    <w:jc w:val="center"/>
-                  </w:pPr>
-                  <w:r>
-                    <w:t xml:space="preserve">7.7</w:t>
-                  </w:r>
-                </w:p>
-              </w:tc>
-              <w:tc>
-                <w:tcPr/>
-                <w:p>
-                  <w:pPr>
-                    <w:pStyle w:val="Compact"/>
-                    <w:jc w:val="left"/>
-                    <w:jc w:val="center"/>
-                  </w:pPr>
-                  <w:r>
-                    <w:t xml:space="preserve">7.4</w:t>
+                    <w:t xml:space="preserve">17,9</w:t>
+                  </w:r>
+                </w:p>
+              </w:tc>
+              <w:tc>
+                <w:tcPr/>
+                <w:p>
+                  <w:pPr>
+                    <w:pStyle w:val="Compact"/>
+                    <w:jc w:val="left"/>
+                    <w:jc w:val="center"/>
+                  </w:pPr>
+                  <w:r>
+                    <w:t xml:space="preserve">7,7</w:t>
+                  </w:r>
+                </w:p>
+              </w:tc>
+              <w:tc>
+                <w:tcPr/>
+                <w:p>
+                  <w:pPr>
+                    <w:pStyle w:val="Compact"/>
+                    <w:jc w:val="left"/>
+                    <w:jc w:val="center"/>
+                  </w:pPr>
+                  <w:r>
+                    <w:t xml:space="preserve">7,4</w:t>
                   </w:r>
                 </w:p>
               </w:tc>
@@ -1824,59 +2028,59 @@
                     <w:jc w:val="center"/>
                   </w:pPr>
                   <w:r>
-                    <w:t xml:space="preserve">81.8</w:t>
-                  </w:r>
-                </w:p>
-              </w:tc>
-              <w:tc>
-                <w:tcPr/>
-                <w:p>
-                  <w:pPr>
-                    <w:pStyle w:val="Compact"/>
-                    <w:jc w:val="left"/>
-                    <w:jc w:val="center"/>
-                  </w:pPr>
-                  <w:r>
-                    <w:t xml:space="preserve">0.2</w:t>
-                  </w:r>
-                </w:p>
-              </w:tc>
-              <w:tc>
-                <w:tcPr/>
-                <w:p>
-                  <w:pPr>
-                    <w:pStyle w:val="Compact"/>
-                    <w:jc w:val="left"/>
-                    <w:jc w:val="center"/>
-                  </w:pPr>
-                  <w:r>
-                    <w:t xml:space="preserve">122.7</w:t>
-                  </w:r>
-                </w:p>
-              </w:tc>
-              <w:tc>
-                <w:tcPr/>
-                <w:p>
-                  <w:pPr>
-                    <w:pStyle w:val="Compact"/>
-                    <w:jc w:val="left"/>
-                    <w:jc w:val="center"/>
-                  </w:pPr>
-                  <w:r>
-                    <w:t xml:space="preserve">6.1</w:t>
-                  </w:r>
-                </w:p>
-              </w:tc>
-              <w:tc>
-                <w:tcPr/>
-                <w:p>
-                  <w:pPr>
-                    <w:pStyle w:val="Compact"/>
-                    <w:jc w:val="left"/>
-                    <w:jc w:val="center"/>
-                  </w:pPr>
-                  <w:r>
-                    <w:t xml:space="preserve">1.1</w:t>
+                    <w:t xml:space="preserve">81,8</w:t>
+                  </w:r>
+                </w:p>
+              </w:tc>
+              <w:tc>
+                <w:tcPr/>
+                <w:p>
+                  <w:pPr>
+                    <w:pStyle w:val="Compact"/>
+                    <w:jc w:val="left"/>
+                    <w:jc w:val="center"/>
+                  </w:pPr>
+                  <w:r>
+                    <w:t xml:space="preserve">0,2</w:t>
+                  </w:r>
+                </w:p>
+              </w:tc>
+              <w:tc>
+                <w:tcPr/>
+                <w:p>
+                  <w:pPr>
+                    <w:pStyle w:val="Compact"/>
+                    <w:jc w:val="left"/>
+                    <w:jc w:val="center"/>
+                  </w:pPr>
+                  <w:r>
+                    <w:t xml:space="preserve">122,7</w:t>
+                  </w:r>
+                </w:p>
+              </w:tc>
+              <w:tc>
+                <w:tcPr/>
+                <w:p>
+                  <w:pPr>
+                    <w:pStyle w:val="Compact"/>
+                    <w:jc w:val="left"/>
+                    <w:jc w:val="center"/>
+                  </w:pPr>
+                  <w:r>
+                    <w:t xml:space="preserve">6,1</w:t>
+                  </w:r>
+                </w:p>
+              </w:tc>
+              <w:tc>
+                <w:tcPr/>
+                <w:p>
+                  <w:pPr>
+                    <w:pStyle w:val="Compact"/>
+                    <w:jc w:val="left"/>
+                    <w:jc w:val="center"/>
+                  </w:pPr>
+                  <w:r>
+                    <w:t xml:space="preserve">1,1</w:t>
                   </w:r>
                 </w:p>
               </w:tc>
@@ -1904,111 +2108,111 @@
                     <w:jc w:val="center"/>
                   </w:pPr>
                   <w:r>
-                    <w:t xml:space="preserve">15.2</w:t>
-                  </w:r>
-                </w:p>
-              </w:tc>
-              <w:tc>
-                <w:tcPr/>
-                <w:p>
-                  <w:pPr>
-                    <w:pStyle w:val="Compact"/>
-                    <w:jc w:val="left"/>
-                    <w:jc w:val="center"/>
-                  </w:pPr>
-                  <w:r>
-                    <w:t xml:space="preserve">7.76</w:t>
-                  </w:r>
-                </w:p>
-              </w:tc>
-              <w:tc>
-                <w:tcPr/>
-                <w:p>
-                  <w:pPr>
-                    <w:pStyle w:val="Compact"/>
-                    <w:jc w:val="left"/>
-                    <w:jc w:val="center"/>
-                  </w:pPr>
-                  <w:r>
-                    <w:t xml:space="preserve">7.6</w:t>
-                  </w:r>
-                </w:p>
-              </w:tc>
-              <w:tc>
-                <w:tcPr/>
-                <w:p>
-                  <w:pPr>
-                    <w:pStyle w:val="Compact"/>
-                    <w:jc w:val="left"/>
-                    <w:jc w:val="center"/>
-                  </w:pPr>
-                  <w:r>
-                    <w:t xml:space="preserve">3.8</w:t>
-                  </w:r>
-                </w:p>
-              </w:tc>
-              <w:tc>
-                <w:tcPr/>
-                <w:p>
-                  <w:pPr>
-                    <w:pStyle w:val="Compact"/>
-                    <w:jc w:val="left"/>
-                    <w:jc w:val="center"/>
-                  </w:pPr>
-                  <w:r>
-                    <w:t xml:space="preserve">81.6</w:t>
-                  </w:r>
-                </w:p>
-              </w:tc>
-              <w:tc>
-                <w:tcPr/>
-                <w:p>
-                  <w:pPr>
-                    <w:pStyle w:val="Compact"/>
-                    <w:jc w:val="left"/>
-                    <w:jc w:val="center"/>
-                  </w:pPr>
-                  <w:r>
-                    <w:t xml:space="preserve">0.34</w:t>
-                  </w:r>
-                </w:p>
-              </w:tc>
-              <w:tc>
-                <w:tcPr/>
-                <w:p>
-                  <w:pPr>
-                    <w:pStyle w:val="Compact"/>
-                    <w:jc w:val="left"/>
-                    <w:jc w:val="center"/>
-                  </w:pPr>
-                  <w:r>
-                    <w:t xml:space="preserve">122.5</w:t>
-                  </w:r>
-                </w:p>
-              </w:tc>
-              <w:tc>
-                <w:tcPr/>
-                <w:p>
-                  <w:pPr>
-                    <w:pStyle w:val="Compact"/>
-                    <w:jc w:val="left"/>
-                    <w:jc w:val="center"/>
-                  </w:pPr>
-                  <w:r>
-                    <w:t xml:space="preserve">2.7</w:t>
-                  </w:r>
-                </w:p>
-              </w:tc>
-              <w:tc>
-                <w:tcPr/>
-                <w:p>
-                  <w:pPr>
-                    <w:pStyle w:val="Compact"/>
-                    <w:jc w:val="left"/>
-                    <w:jc w:val="center"/>
-                  </w:pPr>
-                  <w:r>
-                    <w:t xml:space="preserve">1.1</w:t>
+                    <w:t xml:space="preserve">15,2</w:t>
+                  </w:r>
+                </w:p>
+              </w:tc>
+              <w:tc>
+                <w:tcPr/>
+                <w:p>
+                  <w:pPr>
+                    <w:pStyle w:val="Compact"/>
+                    <w:jc w:val="left"/>
+                    <w:jc w:val="center"/>
+                  </w:pPr>
+                  <w:r>
+                    <w:t xml:space="preserve">7,8</w:t>
+                  </w:r>
+                </w:p>
+              </w:tc>
+              <w:tc>
+                <w:tcPr/>
+                <w:p>
+                  <w:pPr>
+                    <w:pStyle w:val="Compact"/>
+                    <w:jc w:val="left"/>
+                    <w:jc w:val="center"/>
+                  </w:pPr>
+                  <w:r>
+                    <w:t xml:space="preserve">7,6</w:t>
+                  </w:r>
+                </w:p>
+              </w:tc>
+              <w:tc>
+                <w:tcPr/>
+                <w:p>
+                  <w:pPr>
+                    <w:pStyle w:val="Compact"/>
+                    <w:jc w:val="left"/>
+                    <w:jc w:val="center"/>
+                  </w:pPr>
+                  <w:r>
+                    <w:t xml:space="preserve">3,8</w:t>
+                  </w:r>
+                </w:p>
+              </w:tc>
+              <w:tc>
+                <w:tcPr/>
+                <w:p>
+                  <w:pPr>
+                    <w:pStyle w:val="Compact"/>
+                    <w:jc w:val="left"/>
+                    <w:jc w:val="center"/>
+                  </w:pPr>
+                  <w:r>
+                    <w:t xml:space="preserve">81,6</w:t>
+                  </w:r>
+                </w:p>
+              </w:tc>
+              <w:tc>
+                <w:tcPr/>
+                <w:p>
+                  <w:pPr>
+                    <w:pStyle w:val="Compact"/>
+                    <w:jc w:val="left"/>
+                    <w:jc w:val="center"/>
+                  </w:pPr>
+                  <w:r>
+                    <w:t xml:space="preserve">0,3</w:t>
+                  </w:r>
+                </w:p>
+              </w:tc>
+              <w:tc>
+                <w:tcPr/>
+                <w:p>
+                  <w:pPr>
+                    <w:pStyle w:val="Compact"/>
+                    <w:jc w:val="left"/>
+                    <w:jc w:val="center"/>
+                  </w:pPr>
+                  <w:r>
+                    <w:t xml:space="preserve">122,5</w:t>
+                  </w:r>
+                </w:p>
+              </w:tc>
+              <w:tc>
+                <w:tcPr/>
+                <w:p>
+                  <w:pPr>
+                    <w:pStyle w:val="Compact"/>
+                    <w:jc w:val="left"/>
+                    <w:jc w:val="center"/>
+                  </w:pPr>
+                  <w:r>
+                    <w:t xml:space="preserve">2,7</w:t>
+                  </w:r>
+                </w:p>
+              </w:tc>
+              <w:tc>
+                <w:tcPr/>
+                <w:p>
+                  <w:pPr>
+                    <w:pStyle w:val="Compact"/>
+                    <w:jc w:val="left"/>
+                    <w:jc w:val="center"/>
+                  </w:pPr>
+                  <w:r>
+                    <w:t xml:space="preserve">1,1</w:t>
                   </w:r>
                 </w:p>
               </w:tc>
@@ -2036,33 +2240,33 @@
                     <w:jc w:val="center"/>
                   </w:pPr>
                   <w:r>
-                    <w:t xml:space="preserve">14.4</w:t>
-                  </w:r>
-                </w:p>
-              </w:tc>
-              <w:tc>
-                <w:tcPr/>
-                <w:p>
-                  <w:pPr>
-                    <w:pStyle w:val="Compact"/>
-                    <w:jc w:val="left"/>
-                    <w:jc w:val="center"/>
-                  </w:pPr>
-                  <w:r>
-                    <w:t xml:space="preserve">7.75</w:t>
-                  </w:r>
-                </w:p>
-              </w:tc>
-              <w:tc>
-                <w:tcPr/>
-                <w:p>
-                  <w:pPr>
-                    <w:pStyle w:val="Compact"/>
-                    <w:jc w:val="left"/>
-                    <w:jc w:val="center"/>
-                  </w:pPr>
-                  <w:r>
-                    <w:t xml:space="preserve">7.5</w:t>
+                    <w:t xml:space="preserve">14,4</w:t>
+                  </w:r>
+                </w:p>
+              </w:tc>
+              <w:tc>
+                <w:tcPr/>
+                <w:p>
+                  <w:pPr>
+                    <w:pStyle w:val="Compact"/>
+                    <w:jc w:val="left"/>
+                    <w:jc w:val="center"/>
+                  </w:pPr>
+                  <w:r>
+                    <w:t xml:space="preserve">7,8</w:t>
+                  </w:r>
+                </w:p>
+              </w:tc>
+              <w:tc>
+                <w:tcPr/>
+                <w:p>
+                  <w:pPr>
+                    <w:pStyle w:val="Compact"/>
+                    <w:jc w:val="left"/>
+                    <w:jc w:val="center"/>
+                  </w:pPr>
+                  <w:r>
+                    <w:t xml:space="preserve">7,5</w:t>
                   </w:r>
                 </w:p>
               </w:tc>
@@ -2088,59 +2292,59 @@
                     <w:jc w:val="center"/>
                   </w:pPr>
                   <w:r>
-                    <w:t xml:space="preserve">83.5</w:t>
-                  </w:r>
-                </w:p>
-              </w:tc>
-              <w:tc>
-                <w:tcPr/>
-                <w:p>
-                  <w:pPr>
-                    <w:pStyle w:val="Compact"/>
-                    <w:jc w:val="left"/>
-                    <w:jc w:val="center"/>
-                  </w:pPr>
-                  <w:r>
-                    <w:t xml:space="preserve">0.31</w:t>
-                  </w:r>
-                </w:p>
-              </w:tc>
-              <w:tc>
-                <w:tcPr/>
-                <w:p>
-                  <w:pPr>
-                    <w:pStyle w:val="Compact"/>
-                    <w:jc w:val="left"/>
-                    <w:jc w:val="center"/>
-                  </w:pPr>
-                  <w:r>
-                    <w:t xml:space="preserve">122</w:t>
-                  </w:r>
-                </w:p>
-              </w:tc>
-              <w:tc>
-                <w:tcPr/>
-                <w:p>
-                  <w:pPr>
-                    <w:pStyle w:val="Compact"/>
-                    <w:jc w:val="left"/>
-                    <w:jc w:val="center"/>
-                  </w:pPr>
-                  <w:r>
-                    <w:t xml:space="preserve">2.6</w:t>
-                  </w:r>
-                </w:p>
-              </w:tc>
-              <w:tc>
-                <w:tcPr/>
-                <w:p>
-                  <w:pPr>
-                    <w:pStyle w:val="Compact"/>
-                    <w:jc w:val="left"/>
-                    <w:jc w:val="center"/>
-                  </w:pPr>
-                  <w:r>
-                    <w:t xml:space="preserve">1.5</w:t>
+                    <w:t xml:space="preserve">83,5</w:t>
+                  </w:r>
+                </w:p>
+              </w:tc>
+              <w:tc>
+                <w:tcPr/>
+                <w:p>
+                  <w:pPr>
+                    <w:pStyle w:val="Compact"/>
+                    <w:jc w:val="left"/>
+                    <w:jc w:val="center"/>
+                  </w:pPr>
+                  <w:r>
+                    <w:t xml:space="preserve">0,3</w:t>
+                  </w:r>
+                </w:p>
+              </w:tc>
+              <w:tc>
+                <w:tcPr/>
+                <w:p>
+                  <w:pPr>
+                    <w:pStyle w:val="Compact"/>
+                    <w:jc w:val="left"/>
+                    <w:jc w:val="center"/>
+                  </w:pPr>
+                  <w:r>
+                    <w:t xml:space="preserve">122,0</w:t>
+                  </w:r>
+                </w:p>
+              </w:tc>
+              <w:tc>
+                <w:tcPr/>
+                <w:p>
+                  <w:pPr>
+                    <w:pStyle w:val="Compact"/>
+                    <w:jc w:val="left"/>
+                    <w:jc w:val="center"/>
+                  </w:pPr>
+                  <w:r>
+                    <w:t xml:space="preserve">2,6</w:t>
+                  </w:r>
+                </w:p>
+              </w:tc>
+              <w:tc>
+                <w:tcPr/>
+                <w:p>
+                  <w:pPr>
+                    <w:pStyle w:val="Compact"/>
+                    <w:jc w:val="left"/>
+                    <w:jc w:val="center"/>
+                  </w:pPr>
+                  <w:r>
+                    <w:t xml:space="preserve">1,5</w:t>
                   </w:r>
                 </w:p>
               </w:tc>
@@ -2168,111 +2372,111 @@
                     <w:jc w:val="center"/>
                   </w:pPr>
                   <w:r>
-                    <w:t xml:space="preserve">14.5</w:t>
-                  </w:r>
-                </w:p>
-              </w:tc>
-              <w:tc>
-                <w:tcPr/>
-                <w:p>
-                  <w:pPr>
-                    <w:pStyle w:val="Compact"/>
-                    <w:jc w:val="left"/>
-                    <w:jc w:val="center"/>
-                  </w:pPr>
-                  <w:r>
-                    <w:t xml:space="preserve">7.75</w:t>
-                  </w:r>
-                </w:p>
-              </w:tc>
-              <w:tc>
-                <w:tcPr/>
-                <w:p>
-                  <w:pPr>
-                    <w:pStyle w:val="Compact"/>
-                    <w:jc w:val="left"/>
-                    <w:jc w:val="center"/>
-                  </w:pPr>
-                  <w:r>
-                    <w:t xml:space="preserve">9.5</w:t>
-                  </w:r>
-                </w:p>
-              </w:tc>
-              <w:tc>
-                <w:tcPr/>
-                <w:p>
-                  <w:pPr>
-                    <w:pStyle w:val="Compact"/>
-                    <w:jc w:val="left"/>
-                    <w:jc w:val="center"/>
-                  </w:pPr>
-                  <w:r>
-                    <w:t xml:space="preserve">5.5</w:t>
-                  </w:r>
-                </w:p>
-              </w:tc>
-              <w:tc>
-                <w:tcPr/>
-                <w:p>
-                  <w:pPr>
-                    <w:pStyle w:val="Compact"/>
-                    <w:jc w:val="left"/>
-                    <w:jc w:val="center"/>
-                  </w:pPr>
-                  <w:r>
-                    <w:t xml:space="preserve">82.8</w:t>
-                  </w:r>
-                </w:p>
-              </w:tc>
-              <w:tc>
-                <w:tcPr/>
-                <w:p>
-                  <w:pPr>
-                    <w:pStyle w:val="Compact"/>
-                    <w:jc w:val="left"/>
-                    <w:jc w:val="center"/>
-                  </w:pPr>
-                  <w:r>
-                    <w:t xml:space="preserve">0.23</w:t>
-                  </w:r>
-                </w:p>
-              </w:tc>
-              <w:tc>
-                <w:tcPr/>
-                <w:p>
-                  <w:pPr>
-                    <w:pStyle w:val="Compact"/>
-                    <w:jc w:val="left"/>
-                    <w:jc w:val="center"/>
-                  </w:pPr>
-                  <w:r>
-                    <w:t xml:space="preserve">124.6</w:t>
-                  </w:r>
-                </w:p>
-              </w:tc>
-              <w:tc>
-                <w:tcPr/>
-                <w:p>
-                  <w:pPr>
-                    <w:pStyle w:val="Compact"/>
-                    <w:jc w:val="left"/>
-                    <w:jc w:val="center"/>
-                  </w:pPr>
-                  <w:r>
-                    <w:t xml:space="preserve">2.3</w:t>
-                  </w:r>
-                </w:p>
-              </w:tc>
-              <w:tc>
-                <w:tcPr/>
-                <w:p>
-                  <w:pPr>
-                    <w:pStyle w:val="Compact"/>
-                    <w:jc w:val="left"/>
-                    <w:jc w:val="center"/>
-                  </w:pPr>
-                  <w:r>
-                    <w:t xml:space="preserve">1.1</w:t>
+                    <w:t xml:space="preserve">14,5</w:t>
+                  </w:r>
+                </w:p>
+              </w:tc>
+              <w:tc>
+                <w:tcPr/>
+                <w:p>
+                  <w:pPr>
+                    <w:pStyle w:val="Compact"/>
+                    <w:jc w:val="left"/>
+                    <w:jc w:val="center"/>
+                  </w:pPr>
+                  <w:r>
+                    <w:t xml:space="preserve">7,8</w:t>
+                  </w:r>
+                </w:p>
+              </w:tc>
+              <w:tc>
+                <w:tcPr/>
+                <w:p>
+                  <w:pPr>
+                    <w:pStyle w:val="Compact"/>
+                    <w:jc w:val="left"/>
+                    <w:jc w:val="center"/>
+                  </w:pPr>
+                  <w:r>
+                    <w:t xml:space="preserve">9,5</w:t>
+                  </w:r>
+                </w:p>
+              </w:tc>
+              <w:tc>
+                <w:tcPr/>
+                <w:p>
+                  <w:pPr>
+                    <w:pStyle w:val="Compact"/>
+                    <w:jc w:val="left"/>
+                    <w:jc w:val="center"/>
+                  </w:pPr>
+                  <w:r>
+                    <w:t xml:space="preserve">5,5</w:t>
+                  </w:r>
+                </w:p>
+              </w:tc>
+              <w:tc>
+                <w:tcPr/>
+                <w:p>
+                  <w:pPr>
+                    <w:pStyle w:val="Compact"/>
+                    <w:jc w:val="left"/>
+                    <w:jc w:val="center"/>
+                  </w:pPr>
+                  <w:r>
+                    <w:t xml:space="preserve">82,8</w:t>
+                  </w:r>
+                </w:p>
+              </w:tc>
+              <w:tc>
+                <w:tcPr/>
+                <w:p>
+                  <w:pPr>
+                    <w:pStyle w:val="Compact"/>
+                    <w:jc w:val="left"/>
+                    <w:jc w:val="center"/>
+                  </w:pPr>
+                  <w:r>
+                    <w:t xml:space="preserve">0,2</w:t>
+                  </w:r>
+                </w:p>
+              </w:tc>
+              <w:tc>
+                <w:tcPr/>
+                <w:p>
+                  <w:pPr>
+                    <w:pStyle w:val="Compact"/>
+                    <w:jc w:val="left"/>
+                    <w:jc w:val="center"/>
+                  </w:pPr>
+                  <w:r>
+                    <w:t xml:space="preserve">124,6</w:t>
+                  </w:r>
+                </w:p>
+              </w:tc>
+              <w:tc>
+                <w:tcPr/>
+                <w:p>
+                  <w:pPr>
+                    <w:pStyle w:val="Compact"/>
+                    <w:jc w:val="left"/>
+                    <w:jc w:val="center"/>
+                  </w:pPr>
+                  <w:r>
+                    <w:t xml:space="preserve">2,3</w:t>
+                  </w:r>
+                </w:p>
+              </w:tc>
+              <w:tc>
+                <w:tcPr/>
+                <w:p>
+                  <w:pPr>
+                    <w:pStyle w:val="Compact"/>
+                    <w:jc w:val="left"/>
+                    <w:jc w:val="center"/>
+                  </w:pPr>
+                  <w:r>
+                    <w:t xml:space="preserve">1,1</w:t>
                   </w:r>
                 </w:p>
               </w:tc>
@@ -2300,111 +2504,111 @@
                     <w:jc w:val="center"/>
                   </w:pPr>
                   <w:r>
-                    <w:t xml:space="preserve">14.6</w:t>
-                  </w:r>
-                </w:p>
-              </w:tc>
-              <w:tc>
-                <w:tcPr/>
-                <w:p>
-                  <w:pPr>
-                    <w:pStyle w:val="Compact"/>
-                    <w:jc w:val="left"/>
-                    <w:jc w:val="center"/>
-                  </w:pPr>
-                  <w:r>
-                    <w:t xml:space="preserve">7.83</w:t>
-                  </w:r>
-                </w:p>
-              </w:tc>
-              <w:tc>
-                <w:tcPr/>
-                <w:p>
-                  <w:pPr>
-                    <w:pStyle w:val="Compact"/>
-                    <w:jc w:val="left"/>
-                    <w:jc w:val="center"/>
-                  </w:pPr>
-                  <w:r>
-                    <w:t xml:space="preserve">8</w:t>
-                  </w:r>
-                </w:p>
-              </w:tc>
-              <w:tc>
-                <w:tcPr/>
-                <w:p>
-                  <w:pPr>
-                    <w:pStyle w:val="Compact"/>
-                    <w:jc w:val="left"/>
-                    <w:jc w:val="center"/>
-                  </w:pPr>
-                  <w:r>
-                    <w:t xml:space="preserve">4.5</w:t>
-                  </w:r>
-                </w:p>
-              </w:tc>
-              <w:tc>
-                <w:tcPr/>
-                <w:p>
-                  <w:pPr>
-                    <w:pStyle w:val="Compact"/>
-                    <w:jc w:val="left"/>
-                    <w:jc w:val="center"/>
-                  </w:pPr>
-                  <w:r>
-                    <w:t xml:space="preserve">78.9</w:t>
-                  </w:r>
-                </w:p>
-              </w:tc>
-              <w:tc>
-                <w:tcPr/>
-                <w:p>
-                  <w:pPr>
-                    <w:pStyle w:val="Compact"/>
-                    <w:jc w:val="left"/>
-                    <w:jc w:val="center"/>
-                  </w:pPr>
-                  <w:r>
-                    <w:t xml:space="preserve">0.25</w:t>
-                  </w:r>
-                </w:p>
-              </w:tc>
-              <w:tc>
-                <w:tcPr/>
-                <w:p>
-                  <w:pPr>
-                    <w:pStyle w:val="Compact"/>
-                    <w:jc w:val="left"/>
-                    <w:jc w:val="center"/>
-                  </w:pPr>
-                  <w:r>
-                    <w:t xml:space="preserve">118.7</w:t>
-                  </w:r>
-                </w:p>
-              </w:tc>
-              <w:tc>
-                <w:tcPr/>
-                <w:p>
-                  <w:pPr>
-                    <w:pStyle w:val="Compact"/>
-                    <w:jc w:val="left"/>
-                    <w:jc w:val="center"/>
-                  </w:pPr>
-                  <w:r>
-                    <w:t xml:space="preserve">4.9</w:t>
-                  </w:r>
-                </w:p>
-              </w:tc>
-              <w:tc>
-                <w:tcPr/>
-                <w:p>
-                  <w:pPr>
-                    <w:pStyle w:val="Compact"/>
-                    <w:jc w:val="left"/>
-                    <w:jc w:val="center"/>
-                  </w:pPr>
-                  <w:r>
-                    <w:t xml:space="preserve">1.1</w:t>
+                    <w:t xml:space="preserve">14,6</w:t>
+                  </w:r>
+                </w:p>
+              </w:tc>
+              <w:tc>
+                <w:tcPr/>
+                <w:p>
+                  <w:pPr>
+                    <w:pStyle w:val="Compact"/>
+                    <w:jc w:val="left"/>
+                    <w:jc w:val="center"/>
+                  </w:pPr>
+                  <w:r>
+                    <w:t xml:space="preserve">7,8</w:t>
+                  </w:r>
+                </w:p>
+              </w:tc>
+              <w:tc>
+                <w:tcPr/>
+                <w:p>
+                  <w:pPr>
+                    <w:pStyle w:val="Compact"/>
+                    <w:jc w:val="left"/>
+                    <w:jc w:val="center"/>
+                  </w:pPr>
+                  <w:r>
+                    <w:t xml:space="preserve">8,0</w:t>
+                  </w:r>
+                </w:p>
+              </w:tc>
+              <w:tc>
+                <w:tcPr/>
+                <w:p>
+                  <w:pPr>
+                    <w:pStyle w:val="Compact"/>
+                    <w:jc w:val="left"/>
+                    <w:jc w:val="center"/>
+                  </w:pPr>
+                  <w:r>
+                    <w:t xml:space="preserve">4,5</w:t>
+                  </w:r>
+                </w:p>
+              </w:tc>
+              <w:tc>
+                <w:tcPr/>
+                <w:p>
+                  <w:pPr>
+                    <w:pStyle w:val="Compact"/>
+                    <w:jc w:val="left"/>
+                    <w:jc w:val="center"/>
+                  </w:pPr>
+                  <w:r>
+                    <w:t xml:space="preserve">78,9</w:t>
+                  </w:r>
+                </w:p>
+              </w:tc>
+              <w:tc>
+                <w:tcPr/>
+                <w:p>
+                  <w:pPr>
+                    <w:pStyle w:val="Compact"/>
+                    <w:jc w:val="left"/>
+                    <w:jc w:val="center"/>
+                  </w:pPr>
+                  <w:r>
+                    <w:t xml:space="preserve">0,2</w:t>
+                  </w:r>
+                </w:p>
+              </w:tc>
+              <w:tc>
+                <w:tcPr/>
+                <w:p>
+                  <w:pPr>
+                    <w:pStyle w:val="Compact"/>
+                    <w:jc w:val="left"/>
+                    <w:jc w:val="center"/>
+                  </w:pPr>
+                  <w:r>
+                    <w:t xml:space="preserve">118,7</w:t>
+                  </w:r>
+                </w:p>
+              </w:tc>
+              <w:tc>
+                <w:tcPr/>
+                <w:p>
+                  <w:pPr>
+                    <w:pStyle w:val="Compact"/>
+                    <w:jc w:val="left"/>
+                    <w:jc w:val="center"/>
+                  </w:pPr>
+                  <w:r>
+                    <w:t xml:space="preserve">4,9</w:t>
+                  </w:r>
+                </w:p>
+              </w:tc>
+              <w:tc>
+                <w:tcPr/>
+                <w:p>
+                  <w:pPr>
+                    <w:pStyle w:val="Compact"/>
+                    <w:jc w:val="left"/>
+                    <w:jc w:val="center"/>
+                  </w:pPr>
+                  <w:r>
+                    <w:t xml:space="preserve">1,1</w:t>
                   </w:r>
                 </w:p>
               </w:tc>
@@ -2432,111 +2636,111 @@
                     <w:jc w:val="center"/>
                   </w:pPr>
                   <w:r>
-                    <w:t xml:space="preserve">14.7</w:t>
-                  </w:r>
-                </w:p>
-              </w:tc>
-              <w:tc>
-                <w:tcPr/>
-                <w:p>
-                  <w:pPr>
-                    <w:pStyle w:val="Compact"/>
-                    <w:jc w:val="left"/>
-                    <w:jc w:val="center"/>
-                  </w:pPr>
-                  <w:r>
-                    <w:t xml:space="preserve">7.76</w:t>
-                  </w:r>
-                </w:p>
-              </w:tc>
-              <w:tc>
-                <w:tcPr/>
-                <w:p>
-                  <w:pPr>
-                    <w:pStyle w:val="Compact"/>
-                    <w:jc w:val="left"/>
-                    <w:jc w:val="center"/>
-                  </w:pPr>
-                  <w:r>
-                    <w:t xml:space="preserve">8.3</w:t>
-                  </w:r>
-                </w:p>
-              </w:tc>
-              <w:tc>
-                <w:tcPr/>
-                <w:p>
-                  <w:pPr>
-                    <w:pStyle w:val="Compact"/>
-                    <w:jc w:val="left"/>
-                    <w:jc w:val="center"/>
-                  </w:pPr>
-                  <w:r>
-                    <w:t xml:space="preserve">5.5</w:t>
-                  </w:r>
-                </w:p>
-              </w:tc>
-              <w:tc>
-                <w:tcPr/>
-                <w:p>
-                  <w:pPr>
-                    <w:pStyle w:val="Compact"/>
-                    <w:jc w:val="left"/>
-                    <w:jc w:val="center"/>
-                  </w:pPr>
-                  <w:r>
-                    <w:t xml:space="preserve">76</w:t>
-                  </w:r>
-                </w:p>
-              </w:tc>
-              <w:tc>
-                <w:tcPr/>
-                <w:p>
-                  <w:pPr>
-                    <w:pStyle w:val="Compact"/>
-                    <w:jc w:val="left"/>
-                    <w:jc w:val="center"/>
-                  </w:pPr>
-                  <w:r>
-                    <w:t xml:space="preserve">0.2</w:t>
-                  </w:r>
-                </w:p>
-              </w:tc>
-              <w:tc>
-                <w:tcPr/>
-                <w:p>
-                  <w:pPr>
-                    <w:pStyle w:val="Compact"/>
-                    <w:jc w:val="left"/>
-                    <w:jc w:val="center"/>
-                  </w:pPr>
-                  <w:r>
-                    <w:t xml:space="preserve">115</w:t>
-                  </w:r>
-                </w:p>
-              </w:tc>
-              <w:tc>
-                <w:tcPr/>
-                <w:p>
-                  <w:pPr>
-                    <w:pStyle w:val="Compact"/>
-                    <w:jc w:val="left"/>
-                    <w:jc w:val="center"/>
-                  </w:pPr>
-                  <w:r>
-                    <w:t xml:space="preserve">3.5</w:t>
-                  </w:r>
-                </w:p>
-              </w:tc>
-              <w:tc>
-                <w:tcPr/>
-                <w:p>
-                  <w:pPr>
-                    <w:pStyle w:val="Compact"/>
-                    <w:jc w:val="left"/>
-                    <w:jc w:val="center"/>
-                  </w:pPr>
-                  <w:r>
-                    <w:t xml:space="preserve">0.8</w:t>
+                    <w:t xml:space="preserve">14,7</w:t>
+                  </w:r>
+                </w:p>
+              </w:tc>
+              <w:tc>
+                <w:tcPr/>
+                <w:p>
+                  <w:pPr>
+                    <w:pStyle w:val="Compact"/>
+                    <w:jc w:val="left"/>
+                    <w:jc w:val="center"/>
+                  </w:pPr>
+                  <w:r>
+                    <w:t xml:space="preserve">7,8</w:t>
+                  </w:r>
+                </w:p>
+              </w:tc>
+              <w:tc>
+                <w:tcPr/>
+                <w:p>
+                  <w:pPr>
+                    <w:pStyle w:val="Compact"/>
+                    <w:jc w:val="left"/>
+                    <w:jc w:val="center"/>
+                  </w:pPr>
+                  <w:r>
+                    <w:t xml:space="preserve">8,3</w:t>
+                  </w:r>
+                </w:p>
+              </w:tc>
+              <w:tc>
+                <w:tcPr/>
+                <w:p>
+                  <w:pPr>
+                    <w:pStyle w:val="Compact"/>
+                    <w:jc w:val="left"/>
+                    <w:jc w:val="center"/>
+                  </w:pPr>
+                  <w:r>
+                    <w:t xml:space="preserve">5,5</w:t>
+                  </w:r>
+                </w:p>
+              </w:tc>
+              <w:tc>
+                <w:tcPr/>
+                <w:p>
+                  <w:pPr>
+                    <w:pStyle w:val="Compact"/>
+                    <w:jc w:val="left"/>
+                    <w:jc w:val="center"/>
+                  </w:pPr>
+                  <w:r>
+                    <w:t xml:space="preserve">76,0</w:t>
+                  </w:r>
+                </w:p>
+              </w:tc>
+              <w:tc>
+                <w:tcPr/>
+                <w:p>
+                  <w:pPr>
+                    <w:pStyle w:val="Compact"/>
+                    <w:jc w:val="left"/>
+                    <w:jc w:val="center"/>
+                  </w:pPr>
+                  <w:r>
+                    <w:t xml:space="preserve">0,2</w:t>
+                  </w:r>
+                </w:p>
+              </w:tc>
+              <w:tc>
+                <w:tcPr/>
+                <w:p>
+                  <w:pPr>
+                    <w:pStyle w:val="Compact"/>
+                    <w:jc w:val="left"/>
+                    <w:jc w:val="center"/>
+                  </w:pPr>
+                  <w:r>
+                    <w:t xml:space="preserve">115,0</w:t>
+                  </w:r>
+                </w:p>
+              </w:tc>
+              <w:tc>
+                <w:tcPr/>
+                <w:p>
+                  <w:pPr>
+                    <w:pStyle w:val="Compact"/>
+                    <w:jc w:val="left"/>
+                    <w:jc w:val="center"/>
+                  </w:pPr>
+                  <w:r>
+                    <w:t xml:space="preserve">3,5</w:t>
+                  </w:r>
+                </w:p>
+              </w:tc>
+              <w:tc>
+                <w:tcPr/>
+                <w:p>
+                  <w:pPr>
+                    <w:pStyle w:val="Compact"/>
+                    <w:jc w:val="left"/>
+                    <w:jc w:val="center"/>
+                  </w:pPr>
+                  <w:r>
+                    <w:t xml:space="preserve">0,8</w:t>
                   </w:r>
                 </w:p>
               </w:tc>
@@ -2691,7 +2895,7 @@
                       <w:b/>
                       <w:bCs/>
                     </w:rPr>
-                    <w:t xml:space="preserve">DESVÍO ESTÁNDAR</w:t>
+                    <w:t xml:space="preserve">DESV. ESTÁNDAR</w:t>
                   </w:r>
                 </w:p>
               </w:tc>
@@ -3086,7 +3290,7 @@
               </w:tc>
             </w:tr>
           </w:tbl>
-          <w:bookmarkEnd w:id="39"/>
+          <w:bookmarkEnd w:id="40"/>
           <w:p/>
         </w:tc>
       </w:tr>
@@ -3129,7 +3333,7 @@
       <w:tr>
         <w:tc>
           <w:tcPr/>
-          <w:bookmarkStart w:id="43" w:name="fig-param-campo"/>
+          <w:bookmarkStart w:id="44" w:name="fig-param-campo"/>
           <w:p>
             <w:pPr>
               <w:pStyle w:val="Compact"/>
@@ -3140,18 +3344,18 @@
                 <wp:inline>
                   <wp:extent cx="4587290" cy="2752374"/>
                   <wp:effectExtent b="0" l="0" r="0" t="0"/>
-                  <wp:docPr descr="" title="" id="41" name="Picture"/>
+                  <wp:docPr descr="" title="" id="42" name="Picture"/>
                   <a:graphic>
                     <a:graphicData uri="http://schemas.openxmlformats.org/drawingml/2006/picture">
                       <pic:pic>
                         <pic:nvPicPr>
-                          <pic:cNvPr descr="informe_docx_files/figure-docx/fig-param-campo-1.png" id="42" name="Picture"/>
+                          <pic:cNvPr descr="informe_docx_files/figure-docx/fig-param-campo-1.png" id="43" name="Picture"/>
                           <pic:cNvPicPr>
                             <a:picLocks noChangeArrowheads="1" noChangeAspect="1"/>
                           </pic:cNvPicPr>
                         </pic:nvPicPr>
                         <pic:blipFill>
-                          <a:blip r:embed="rId40"/>
+                          <a:blip r:embed="rId41"/>
                           <a:stretch>
                             <a:fillRect/>
                           </a:stretch>
@@ -3191,7 +3395,7 @@
               <w:t xml:space="preserve">Figura 2.1: Variación temporal de las variables medidas a campo</w:t>
             </w:r>
           </w:p>
-          <w:bookmarkEnd w:id="43"/>
+          <w:bookmarkEnd w:id="44"/>
         </w:tc>
       </w:tr>
     </w:tbl>
@@ -3218,6 +3422,11 @@
       </w:r>
       <w:r>
         <w:t xml:space="preserve">muestra las concentraciones de aniones, cationes y nutrientes más importantes registrados para dicho monitoreo. Para este análisis, se evaluó un sitio representativo de cada Lóbulo del embalse, con el fin de obtener una visión general de la calidad del agua en todo el reservorio.</w:t>
+      </w:r>
+    </w:p>
+    <w:p>
+      <w:r>
+        <w:br w:type="page"/>
       </w:r>
     </w:p>
     <w:tbl>
@@ -3233,7 +3442,7 @@
       <w:tr>
         <w:tc>
           <w:tcPr/>
-          <w:bookmarkStart w:id="44" w:name="tbl-calidad-agua"/>
+          <w:bookmarkStart w:id="45" w:name="tbl-calidad-agua"/>
           <w:p>
             <w:pPr>
               <w:jc w:val="center"/>
@@ -4638,7 +4847,7 @@
               </w:tc>
             </w:tr>
           </w:tbl>
-          <w:bookmarkEnd w:id="44"/>
+          <w:bookmarkEnd w:id="45"/>
           <w:p/>
         </w:tc>
       </w:tr>
@@ -4648,7 +4857,83 @@
         <w:pStyle w:val="BodyText"/>
       </w:pPr>
       <w:r>
-        <w:t xml:space="preserve">A partir del análisis estadístico de los datos medidos a campo, se observó una zonificación en la calidad del agua del embalse. En el Lóbulo Oeste se observaron los valores más elevados de CE y SDT (ANOVA, p-test &lt; 0.05). Esta tendencia también se evidenció en las variables Temp, pH y Turb, aunque sin encontrarse diferencias significativas (ANOVA, p-test &gt; 0.05).</w:t>
+        <w:t xml:space="preserve">A partir del análisis estadístico de los datos medidos a campo, se observó una zonificación en la calidad del agua del embalse. En el Lóbulo Oeste se observaron los valores más elevados de CE y SDT (ANOVA,</w:t>
+      </w:r>
+      <w:r>
+        <w:t xml:space="preserve"> </w:t>
+      </w:r>
+      <m:oMath>
+        <m:r>
+          <m:t>p</m:t>
+        </m:r>
+        <m:r>
+          <m:rPr>
+            <m:sty m:val="p"/>
+          </m:rPr>
+          <m:t>−</m:t>
+        </m:r>
+        <m:r>
+          <m:t>t</m:t>
+        </m:r>
+        <m:r>
+          <m:t>e</m:t>
+        </m:r>
+        <m:r>
+          <m:t>s</m:t>
+        </m:r>
+        <m:r>
+          <m:t>t</m:t>
+        </m:r>
+        <m:r>
+          <m:rPr>
+            <m:sty m:val="p"/>
+          </m:rPr>
+          <m:t>&lt;</m:t>
+        </m:r>
+        <m:r>
+          <m:t>0.05</m:t>
+        </m:r>
+      </m:oMath>
+      <w:r>
+        <w:t xml:space="preserve">). Esta tendencia también se evidenció en las variables Temp, pH y Turb, aunque sin encontrarse diferencias significativas (ANOVA,</w:t>
+      </w:r>
+      <w:r>
+        <w:t xml:space="preserve"> </w:t>
+      </w:r>
+      <m:oMath>
+        <m:r>
+          <m:t>p</m:t>
+        </m:r>
+        <m:r>
+          <m:rPr>
+            <m:sty m:val="p"/>
+          </m:rPr>
+          <m:t>−</m:t>
+        </m:r>
+        <m:r>
+          <m:t>t</m:t>
+        </m:r>
+        <m:r>
+          <m:t>e</m:t>
+        </m:r>
+        <m:r>
+          <m:t>s</m:t>
+        </m:r>
+        <m:r>
+          <m:t>t</m:t>
+        </m:r>
+        <m:r>
+          <m:rPr>
+            <m:sty m:val="p"/>
+          </m:rPr>
+          <m:t>&gt;</m:t>
+        </m:r>
+        <m:r>
+          <m:t>0.05</m:t>
+        </m:r>
+      </m:oMath>
+      <w:r>
+        <w:t xml:space="preserve">).</w:t>
       </w:r>
     </w:p>
     <w:p>
@@ -4656,7 +4941,45 @@
         <w:pStyle w:val="BodyText"/>
       </w:pPr>
       <w:r>
-        <w:t xml:space="preserve">Por el contrario, las variables OD, DS, Cl-a y Cl-aCiano evidenciaron registros más elevados en el Lóbulo Este que en el Oeste, aunque no se registraron diferencias estadísticamente significativas (ANOVA, p-test &gt; 0.05).</w:t>
+        <w:t xml:space="preserve">Por el contrario, las variables OD, DS, Cl-a y Cl-a(Ciano) evidenciaron registros más elevados en el Lóbulo Este que en el Oeste, aunque no se registraron diferencias estadísticamente significativas (ANOVA,</w:t>
+      </w:r>
+      <w:r>
+        <w:t xml:space="preserve"> </w:t>
+      </w:r>
+      <m:oMath>
+        <m:r>
+          <m:t>p</m:t>
+        </m:r>
+        <m:r>
+          <m:rPr>
+            <m:sty m:val="p"/>
+          </m:rPr>
+          <m:t>−</m:t>
+        </m:r>
+        <m:r>
+          <m:t>t</m:t>
+        </m:r>
+        <m:r>
+          <m:t>e</m:t>
+        </m:r>
+        <m:r>
+          <m:t>s</m:t>
+        </m:r>
+        <m:r>
+          <m:t>t</m:t>
+        </m:r>
+        <m:r>
+          <m:rPr>
+            <m:sty m:val="p"/>
+          </m:rPr>
+          <m:t>&gt;</m:t>
+        </m:r>
+        <m:r>
+          <m:t>0.05</m:t>
+        </m:r>
+      </m:oMath>
+      <w:r>
+        <w:t xml:space="preserve">).</w:t>
       </w:r>
     </w:p>
     <w:p>
@@ -4711,7 +5034,7 @@
         <w:t xml:space="preserve">- Temperatura del agua (Temp)</w:t>
       </w:r>
       <w:r>
-        <w:t xml:space="preserve">: Durante el mes de Junio esta variable presentó una media de 15.3 ± 1.6 °C. Al corresponder a la estación climática de Otoño, la temperatura del agua estuvo por debajo de la temperatura media de referencia del embalse registrada para el período 2015-2024 (19.8 ± 5.5 °C) (</w:t>
+        <w:t xml:space="preserve">: Durante el mes de Junio esta variable presentó una media de 14,6 ± 1,6 °C. Al corresponder a la estación climática de Otoño, la temperatura del agua estuvo por debajo de la temperatura media de referencia del embalse registrada para el período 2015-2024 (19,6 ± 5,3 °C) (</w:t>
       </w:r>
       <w:hyperlink w:anchor="fig-temperatura">
         <w:r>
@@ -4738,7 +5061,7 @@
       <w:tr>
         <w:tc>
           <w:tcPr/>
-          <w:bookmarkStart w:id="48" w:name="fig-temperatura"/>
+          <w:bookmarkStart w:id="49" w:name="fig-temperatura"/>
           <w:p>
             <w:pPr>
               <w:pStyle w:val="Compact"/>
@@ -4749,18 +5072,18 @@
                 <wp:inline>
                   <wp:extent cx="4587290" cy="2752374"/>
                   <wp:effectExtent b="0" l="0" r="0" t="0"/>
-                  <wp:docPr descr="" title="" id="46" name="Picture"/>
+                  <wp:docPr descr="" title="" id="47" name="Picture"/>
                   <a:graphic>
                     <a:graphicData uri="http://schemas.openxmlformats.org/drawingml/2006/picture">
                       <pic:pic>
                         <pic:nvPicPr>
-                          <pic:cNvPr descr="informe_docx_files/figure-docx/fig-temperatura-1.png" id="47" name="Picture"/>
+                          <pic:cNvPr descr="informe_docx_files/figure-docx/fig-temperatura-1.png" id="48" name="Picture"/>
                           <pic:cNvPicPr>
                             <a:picLocks noChangeArrowheads="1" noChangeAspect="1"/>
                           </pic:cNvPicPr>
                         </pic:nvPicPr>
                         <pic:blipFill>
-                          <a:blip r:embed="rId45"/>
+                          <a:blip r:embed="rId46"/>
                           <a:stretch>
                             <a:fillRect/>
                           </a:stretch>
@@ -4800,7 +5123,7 @@
               <w:t xml:space="preserve">Figura 2.2: Variación temporal de la temperatura del agua del embalse</w:t>
             </w:r>
           </w:p>
-          <w:bookmarkEnd w:id="48"/>
+          <w:bookmarkEnd w:id="49"/>
         </w:tc>
       </w:tr>
     </w:tbl>
@@ -4809,14 +5132,7 @@
         <w:pStyle w:val="BodyText"/>
       </w:pPr>
       <w:r>
-        <w:rPr>
-          <w:b/>
-          <w:bCs/>
-        </w:rPr>
-        <w:t xml:space="preserve">- Transparencia del agua (DS)</w:t>
-      </w:r>
-      <w:r>
-        <w:t xml:space="preserve">: La transparencia del agua medida con el disco de Secchi, registró un valor medio de (4.8 ± 0.7 m), con un amplio rango comprendido entre los 3.8 m en el Lóbulo Oeste (SM 7) y 5.5 m en el Lóbulo Este (SM 1 y 11).</w:t>
+        <w:t xml:space="preserve">El análisis temporal demostró que los valores registrados durante la presente campaña fueron inferiores a los registrados durante el mes de mayo (19,3 ± 1,3 °C), pero similares a los registros de Junio del año 2024 (14,9 ± 1,3 °C).</w:t>
       </w:r>
     </w:p>
     <w:p>
@@ -4824,17 +5140,9 @@
         <w:pStyle w:val="BodyText"/>
       </w:pPr>
       <w:r>
-        <w:t xml:space="preserve">Se observa una relación directa entre los valores recolectados a campo con aquellos estimados por teledetección (Figura 8). El Lóbulo Oeste presentó los valores más bajos y heterogéneos de transparencia del agua debido al ingreso de sólidos por parte de los ríos tributarios, lo que genera una disminución de la transparencia del agua. Por su parte, el Lóbulo Este presentó los registros más altos y homogéneos de transparencia, lo que coincide con la dinámica general de este reservorio (Bonansea et al. 2019).</w:t>
-      </w:r>
-    </w:p>
-    <w:p>
-      <w:pPr>
-        <w:pStyle w:val="BodyText"/>
-      </w:pPr>
-      <w:r>
-        <w:t xml:space="preserve">En cuanto al análisis temporal, durante los últimos meses se está observando un aumento progresivo en la transparencia del agua. Los datos registrados durante el último monitoreo están muy por encima del valor medio de referencia del embalse (1.8 ± 0.9 m), y del valor medio registrado en Junio 2024 el cual fue de 3.0 ± 1.1m (</w:t>
-      </w:r>
-      <w:hyperlink w:anchor="fig-transparencia">
+        <w:t xml:space="preserve">Respecto a la variación espacial, tanto los datos recolectados a campo como la información aportada por el análisis satelital de una imagen Landsat 8 TIRS del área de estudio (Fecha de adquisición 20 de Junio de 2025), demuestran que los valores bajos y homogéneos se registraron en el Lobulo Este del embalse. Mientras que el Lobulo Oeste, registró los valores más heterogéneos, lo cual estuvo marcada por el ingreso de flujos de agua con baja temperatura por los ríos tributarios (&gt; 14 °C) y altos valores de temperatura asociados a la pluma térmica generada por el canal de enfriamiento de la central nuclear (&lt; 17 °C) (</w:t>
+      </w:r>
+      <w:hyperlink w:anchor="fig-mapa-temp">
         <w:r>
           <w:rPr>
             <w:rStyle w:val="Hyperlink"/>
@@ -4859,7 +5167,7 @@
       <w:tr>
         <w:tc>
           <w:tcPr/>
-          <w:bookmarkStart w:id="52" w:name="fig-transparencia"/>
+          <w:bookmarkStart w:id="53" w:name="fig-mapa-temp"/>
           <w:p>
             <w:pPr>
               <w:pStyle w:val="Compact"/>
@@ -4868,20 +5176,20 @@
             <w:r>
               <w:drawing>
                 <wp:inline>
-                  <wp:extent cx="4587290" cy="2752374"/>
+                  <wp:extent cx="4587290" cy="4587290"/>
                   <wp:effectExtent b="0" l="0" r="0" t="0"/>
-                  <wp:docPr descr="" title="" id="50" name="Picture"/>
+                  <wp:docPr descr="" title="" id="51" name="Picture"/>
                   <a:graphic>
                     <a:graphicData uri="http://schemas.openxmlformats.org/drawingml/2006/picture">
                       <pic:pic>
                         <pic:nvPicPr>
-                          <pic:cNvPr descr="informe_docx_files/figure-docx/fig-transparencia-1.png" id="51" name="Picture"/>
+                          <pic:cNvPr descr="informe_docx_files/figure-docx/fig-mapa-temp-1.png" id="52" name="Picture"/>
                           <pic:cNvPicPr>
                             <a:picLocks noChangeArrowheads="1" noChangeAspect="1"/>
                           </pic:cNvPicPr>
                         </pic:nvPicPr>
                         <pic:blipFill>
-                          <a:blip r:embed="rId49"/>
+                          <a:blip r:embed="rId50"/>
                           <a:stretch>
                             <a:fillRect/>
                           </a:stretch>
@@ -4889,7 +5197,7 @@
                         <pic:spPr bwMode="auto">
                           <a:xfrm>
                             <a:off x="0" y="0"/>
-                            <a:ext cx="4587290" cy="2752374"/>
+                            <a:ext cx="4587290" cy="4587290"/>
                           </a:xfrm>
                           <a:prstGeom prst="rect">
                             <a:avLst/>
@@ -4918,10 +5226,10 @@
               <w:pStyle w:val="ImageCaption"/>
             </w:pPr>
             <w:r>
-              <w:t xml:space="preserve">Figura 2.3: Variación temporal de la transparencia del agua del embalse</w:t>
+              <w:t xml:space="preserve">Figura 2.3: Variación espacial de la temperatura del agua del embalse</w:t>
             </w:r>
           </w:p>
-          <w:bookmarkEnd w:id="52"/>
+          <w:bookmarkEnd w:id="53"/>
         </w:tc>
       </w:tr>
     </w:tbl>
@@ -4930,46 +5238,9 @@
         <w:pStyle w:val="BodyText"/>
       </w:pPr>
       <w:r>
-        <w:rPr>
-          <w:b/>
-          <w:bCs/>
-        </w:rPr>
-        <w:t xml:space="preserve">- Concentración de Clorofila-a (Cl-a)</w:t>
-      </w:r>
-      <w:r>
-        <w:t xml:space="preserve">: Esta variable registró concentraciones bajas en todo el reservorio, sin encontrarse floraciones de algas/ cianobacterias en la superficie del mismo. La media registrada fue de 3.9 ± 1.6 mg/m</w:t>
-      </w:r>
-      <w:r>
-        <w:t xml:space="preserve">3</w:t>
-      </w:r>
-      <w:r>
-        <w:t xml:space="preserve">, estando por debajo de la media de referencia para este reservorio (11.3 ± 12.4 mg/m3). Las concentraciones más bajas de Cl-a (2.3 mg/m3), se registraron en la zona del Centro (SM 9) y donde confluyen los ríos Quillinzo, La Cruz y el canal de enfriamiento de la Central Nuclear (SM 4). El valor más alto (6.1 mg/m3) se midió en la zona de los ríos tributarios La Cruz y Quillinzo (SM 6).</w:t>
-      </w:r>
-    </w:p>
-    <w:p>
-      <w:pPr>
-        <w:pStyle w:val="BodyText"/>
-      </w:pPr>
-      <w:r>
-        <w:t xml:space="preserve">El procesamiento satelital confirmó el comportamiento de los datos recolectados a campo (Figura 10). En este sentido, se observó una distribución cuasi-homogenea en toda la superficie del embalse, con concentraciones relativamente bajas para toda la superficie del mismo.</w:t>
-      </w:r>
-    </w:p>
-    <w:p>
-      <w:pPr>
-        <w:pStyle w:val="BodyText"/>
-      </w:pPr>
-      <w:r>
-        <w:t xml:space="preserve">El análisis satelital además mostró lo que podría ser un florecimiento de cianobacterias en el centro del embalse (SM 9). Sin embargo, el mismo presentó concentraciones bajas y no fue diferenciado durante la campaña de monitoreo.</w:t>
-      </w:r>
-    </w:p>
-    <w:p>
-      <w:pPr>
-        <w:pStyle w:val="BodyText"/>
-      </w:pPr>
-      <w:r>
-        <w:t xml:space="preserve">La dinámica temporal de esta variable (</w:t>
-      </w:r>
-      <w:hyperlink w:anchor="fig-clorofila-a">
+        <w:t xml:space="preserve">Como fuente de información adicional se cuenta con una plataforma de medición en tiempo real de variables hidro-metereológicas que pertenece al Gobierno de la Provincia de Córdoba y que es operada por el Observatorio Hidrometeorológico (MAAySP) en cooperación con el Laboratorio de Hidráulica (LH, UNC) (</w:t>
+      </w:r>
+      <w:hyperlink w:anchor="fig-estacion-hidro">
         <w:r>
           <w:rPr>
             <w:rStyle w:val="Hyperlink"/>
@@ -4978,7 +5249,7 @@
         </w:r>
       </w:hyperlink>
       <w:r>
-        <w:t xml:space="preserve">), mostró un descenso de la concentración de clorofila-a, lo que puede estar asociado a la época del año. El descenso de esta variable también puede influir en el aumento de la transparencia del agua.</w:t>
+        <w:t xml:space="preserve">).</w:t>
       </w:r>
     </w:p>
     <w:tbl>
@@ -4994,7 +5265,7 @@
       <w:tr>
         <w:tc>
           <w:tcPr/>
-          <w:bookmarkStart w:id="56" w:name="fig-clorofila-a"/>
+          <w:bookmarkStart w:id="57" w:name="fig-estacion-hidro"/>
           <w:p>
             <w:pPr>
               <w:pStyle w:val="Compact"/>
@@ -5003,20 +5274,20 @@
             <w:r>
               <w:drawing>
                 <wp:inline>
-                  <wp:extent cx="4587290" cy="2752374"/>
+                  <wp:extent cx="2044930" cy="2348345"/>
                   <wp:effectExtent b="0" l="0" r="0" t="0"/>
-                  <wp:docPr descr="" title="" id="54" name="Picture"/>
+                  <wp:docPr descr="" title="" id="55" name="Picture"/>
                   <a:graphic>
                     <a:graphicData uri="http://schemas.openxmlformats.org/drawingml/2006/picture">
                       <pic:pic>
                         <pic:nvPicPr>
-                          <pic:cNvPr descr="informe_docx_files/figure-docx/fig-clorofila-a-1.png" id="55" name="Picture"/>
+                          <pic:cNvPr descr="fig/estacion_hidro_meteo.jpg" id="56" name="Picture"/>
                           <pic:cNvPicPr>
                             <a:picLocks noChangeArrowheads="1" noChangeAspect="1"/>
                           </pic:cNvPicPr>
                         </pic:nvPicPr>
                         <pic:blipFill>
-                          <a:blip r:embed="rId53"/>
+                          <a:blip r:embed="rId54"/>
                           <a:stretch>
                             <a:fillRect/>
                           </a:stretch>
@@ -5024,7 +5295,7 @@
                         <pic:spPr bwMode="auto">
                           <a:xfrm>
                             <a:off x="0" y="0"/>
-                            <a:ext cx="4587290" cy="2752374"/>
+                            <a:ext cx="2044930" cy="2348345"/>
                           </a:xfrm>
                           <a:prstGeom prst="rect">
                             <a:avLst/>
@@ -5053,10 +5324,10 @@
               <w:pStyle w:val="ImageCaption"/>
             </w:pPr>
             <w:r>
-              <w:t xml:space="preserve">Figura 2.4: Variación temporal de la concentración de clorofila-a en el embalse</w:t>
+              <w:t xml:space="preserve">Figura 2.4: Estación hidro-meteorológica</w:t>
             </w:r>
           </w:p>
-          <w:bookmarkEnd w:id="56"/>
+          <w:bookmarkEnd w:id="57"/>
         </w:tc>
       </w:tr>
     </w:tbl>
@@ -5065,43 +5336,106 @@
         <w:pStyle w:val="BodyText"/>
       </w:pPr>
       <w:r>
+        <w:t xml:space="preserve">A partir de los datos aportado por esta estación, la cual está ubicada en la zona de la garganta del embalse (SM 3), se constató que durante la campaña de muestreo la columna de agua presentó una estructura térmica prácticamente homogénea, con una diferencia de temperatura de 0.25 °C entre la superficie (14.25 °C) y la zona profunda del embalse (12.4 m de profundidad, 14,0 °C).</w:t>
+      </w:r>
+    </w:p>
+    <w:p>
+      <w:pPr>
+        <w:pStyle w:val="BodyText"/>
+      </w:pPr>
+      <w:r>
         <w:rPr>
           <w:b/>
           <w:bCs/>
         </w:rPr>
-        <w:t xml:space="preserve">- Concentración de Clorofila-a de Cianobacetrias (Cl-aCiano)</w:t>
-      </w:r>
-      <w:r>
-        <w:t xml:space="preserve">: Esta variable presentó valores muy bajos para toda la superficie del embalse (1.1 ± 0.3 mg/m3), con valores máximos que solo alcanzaron los 1.5 mg/m3 en la zona de desembocadura del rio tributario Santa Rosa (SM 8) (Figura 12).</w:t>
-      </w:r>
-    </w:p>
-    <w:bookmarkEnd w:id="57"/>
-    <w:bookmarkStart w:id="62" w:name="recuento-de-fitoplancton"/>
-    <w:p>
-      <w:pPr>
-        <w:pStyle w:val="Heading1"/>
-      </w:pPr>
-      <w:r>
-        <w:t xml:space="preserve">3. Recuento de fitoplancton</w:t>
+        <w:t xml:space="preserve">- pH</w:t>
+      </w:r>
+      <w:r>
+        <w:t xml:space="preserve">: Esta variable presento un valor medio de 7,7 ± 0,3, y un rango comprendido entre 6,9 y 8,7. En base a estos datos se determinó que el pH se clasificó como neutro a ligeramente alcalino. Los registros encontrados de esta variable están dentro de los límites recomendados por el Código Alimentario Argentina. Además, el comportamiento de esta variable es normal para el mes analizado, estando en concordancia con los valores medios de referencia registrados para este embalse (7,9 ± 0,6).</w:t>
       </w:r>
     </w:p>
     <w:p>
       <w:pPr>
-        <w:pStyle w:val="FirstParagraph"/>
+        <w:pStyle w:val="BodyText"/>
       </w:pPr>
       <w:r>
-        <w:t xml:space="preserve">En base a la evaluación de la abundancia de fitoplancton (</w:t>
-      </w:r>
-      <w:hyperlink w:anchor="fig-ciano">
+        <w:rPr>
+          <w:b/>
+          <w:bCs/>
+        </w:rPr>
+        <w:t xml:space="preserve">- Oxígeno disuelto (OD)</w:t>
+      </w:r>
+      <w:r>
+        <w:t xml:space="preserve">: Se registró un valor medio normal para la época del año (8,6 ± 1,7 mg/l). Si bien estos valores fueron inferiores a los registrados en los meses previos, esta disminución podría atribuirse a la baja intensidad del viento registrada durante la campaña de muestreo (4 km/h). Los bajos vientos favorecen la formación de olas de menor energía que limitan la mezcla vertical de la columna de agua. En consecuencia, se reduce el intercambio de oxígeno entre la atmósfera y las capas superficiales del embalse.</w:t>
+      </w:r>
+    </w:p>
+    <w:p>
+      <w:pPr>
+        <w:pStyle w:val="BodyText"/>
+      </w:pPr>
+      <w:r>
+        <w:rPr>
+          <w:b/>
+          <w:bCs/>
+        </w:rPr>
+        <w:t xml:space="preserve">- Transparencia del agua (DS)</w:t>
+      </w:r>
+      <w:r>
+        <w:t xml:space="preserve">: La transparencia del agua medida con el disco de Secchi, registró un valor medio de (5,0 ± 0,7 m), con un amplio rango comprendido entre los 3.8 m en el Lóbulo Oeste (SM 7) y 5.5 m en el Lóbulo Este (SM 1 y 11).</w:t>
+      </w:r>
+    </w:p>
+    <w:p>
+      <w:pPr>
+        <w:pStyle w:val="BodyText"/>
+      </w:pPr>
+      <w:r>
+        <w:t xml:space="preserve">Se observa una relación directa entre los valores recolectados a campo con aquellos estimados por teledetección (</w:t>
+      </w:r>
+      <w:r>
+        <w:rPr>
+          <w:b/>
+          <w:bCs/>
+        </w:rPr>
+        <w:t xml:space="preserve">Figura 8</w:t>
+      </w:r>
+      <w:r>
+        <w:t xml:space="preserve">). El Lóbulo Oeste presentó los valores más bajos y heterogéneos de transparencia del agua debido al ingreso de sólidos por parte de los ríos tributarios, lo que genera una disminución de la transparencia del agua. Por su parte, el Lóbulo Este presentó los registros más altos y homogéneos de transparencia, lo que coincide con la dinámica general de este reservorio (</w:t>
+      </w:r>
+      <w:r>
+        <w:t xml:space="preserve">Bonansea et al. (2019)</w:t>
+      </w:r>
+      <w:r>
+        <w:t xml:space="preserve">).</w:t>
+      </w:r>
+    </w:p>
+    <w:p>
+      <w:pPr>
+        <w:pStyle w:val="BodyText"/>
+      </w:pPr>
+      <w:r>
+        <w:rPr>
+          <w:rStyle w:val="VerbatimChar"/>
+        </w:rPr>
+        <w:t xml:space="preserve">MAPA TRANSPARENCIA</w:t>
+      </w:r>
+    </w:p>
+    <w:p>
+      <w:pPr>
+        <w:pStyle w:val="BodyText"/>
+      </w:pPr>
+      <w:r>
+        <w:t xml:space="preserve">En cuanto al análisis temporal, durante los últimos meses se está observando un aumento progresivo en la transparencia del agua. Los datos registrados durante el último monitoreo están muy por encima del valor medio de referencia del embalse ( ± m), y del valor medio registrado en Junio 2024 el cual fue de 3,5 ± 0,5 m (</w:t>
+      </w:r>
+      <w:hyperlink w:anchor="fig-transparencia">
         <w:r>
           <w:rPr>
             <w:rStyle w:val="Hyperlink"/>
           </w:rPr>
-          <w:t xml:space="preserve">figura 3.1</w:t>
+          <w:t xml:space="preserve">figura 2.5</w:t>
         </w:r>
       </w:hyperlink>
       <w:r>
-        <w:t xml:space="preserve">) se observa que, aunque en baja densidad, las cianobacterias (Cyanophytas) son el grupo que más contribuyen a la biomasa total del embalse.</w:t>
+        <w:t xml:space="preserve">).</w:t>
       </w:r>
     </w:p>
     <w:tbl>
@@ -5117,7 +5451,7 @@
       <w:tr>
         <w:tc>
           <w:tcPr/>
-          <w:bookmarkStart w:id="61" w:name="fig-ciano"/>
+          <w:bookmarkStart w:id="61" w:name="fig-transparencia"/>
           <w:p>
             <w:pPr>
               <w:pStyle w:val="Compact"/>
@@ -5133,7 +5467,7 @@
                     <a:graphicData uri="http://schemas.openxmlformats.org/drawingml/2006/picture">
                       <pic:pic>
                         <pic:nvPicPr>
-                          <pic:cNvPr descr="informe_docx_files/figure-docx/fig-ciano-1.png" id="60" name="Picture"/>
+                          <pic:cNvPr descr="informe_docx_files/figure-docx/fig-transparencia-1.png" id="60" name="Picture"/>
                           <pic:cNvPicPr>
                             <a:picLocks noChangeArrowheads="1" noChangeAspect="1"/>
                           </pic:cNvPicPr>
@@ -5176,7 +5510,7 @@
               <w:pStyle w:val="ImageCaption"/>
             </w:pPr>
             <w:r>
-              <w:t xml:space="preserve">Figura 3.1: Distribución espacial de los principales grupos fitoplanctónicos medidos en el embalse durante la última campaña de monitoreo</w:t>
+              <w:t xml:space="preserve">Figura 2.5: Variación temporal de la transparencia del agua del embalse</w:t>
             </w:r>
           </w:p>
           <w:bookmarkEnd w:id="61"/>
@@ -5188,7 +5522,52 @@
         <w:pStyle w:val="BodyText"/>
       </w:pPr>
       <w:r>
-        <w:t xml:space="preserve">Coincidiendo con la información satelital, se observó que las concentraciones más importantes de fitoplancton se encontraron en el Lóbulo Este (SM 1 y 2). En estos sitios se encontraron dominancia de cianobacterias (Cyanophytas). Este grupo fitoplanctónico también estuvo presente, aunque en menor proporción, en la zona de ingreso de los ríos tributarios Grande y Santa Rosa (SM 7 y 8).</w:t>
+        <w:rPr>
+          <w:b/>
+          <w:bCs/>
+        </w:rPr>
+        <w:t xml:space="preserve">- Sólidos Disueltos Totales (SDT)</w:t>
+      </w:r>
+      <w:r>
+        <w:t xml:space="preserve">: Esta variable presento un rango de 76,0 a 130,0 ppm con un valor medio de 99,5 ± 13,2 ppm. Se observan diferencias estadísticas significativas al clasificar esta variable por ubicación espacial (ANOVA,</w:t>
+      </w:r>
+      <w:r>
+        <w:t xml:space="preserve"> </w:t>
+      </w:r>
+      <m:oMath>
+        <m:r>
+          <m:t>p</m:t>
+        </m:r>
+        <m:r>
+          <m:rPr>
+            <m:sty m:val="p"/>
+          </m:rPr>
+          <m:t>−</m:t>
+        </m:r>
+        <m:r>
+          <m:t>t</m:t>
+        </m:r>
+        <m:r>
+          <m:t>e</m:t>
+        </m:r>
+        <m:r>
+          <m:t>s</m:t>
+        </m:r>
+        <m:r>
+          <m:t>t</m:t>
+        </m:r>
+        <m:r>
+          <m:rPr>
+            <m:sty m:val="p"/>
+          </m:rPr>
+          <m:t>&lt;</m:t>
+        </m:r>
+        <m:r>
+          <m:t>0.05</m:t>
+        </m:r>
+      </m:oMath>
+      <w:r>
+        <w:t xml:space="preserve">). Asi, el Lobulo Oeste presentó los valores medios más altos de SDT (82.0 ± 1.4 ppm). Mientras que el Lobulo Este presentó las concentraciones más bajas (78.6 ± 1.9 ppm).</w:t>
       </w:r>
     </w:p>
     <w:p>
@@ -5196,25 +5575,14 @@
         <w:pStyle w:val="BodyText"/>
       </w:pPr>
       <w:r>
-        <w:t xml:space="preserve">Las diatomeas (Chrysophytas) estuvieron presentes en todos los sitios, pero en menor proporción que las cianobacterias. Mientras que los grupos representados por criptófitas (Pyrrophytas) y clorófitas (Chlorophytas) presentaron valores muy bajos en todo el embalse, sin encontrarse diferencias entre los sitios de muestreo y aportando muy poco a la abundancia general del reservorio.</w:t>
-      </w:r>
-    </w:p>
-    <w:bookmarkEnd w:id="62"/>
-    <w:bookmarkStart w:id="67" w:name="determinación-del-estado-trófico"/>
-    <w:p>
-      <w:pPr>
-        <w:pStyle w:val="Heading1"/>
-      </w:pPr>
-      <w:r>
-        <w:t xml:space="preserve">4. Determinación del estado trófico</w:t>
-      </w:r>
-    </w:p>
-    <w:p>
-      <w:pPr>
-        <w:pStyle w:val="FirstParagraph"/>
-      </w:pPr>
-      <w:r>
-        <w:t xml:space="preserve">Si bien la evaluación trófica se realiza como un valor promedio de todo un año monitoreado, al realizar una estimación mensual del Índice de Estado Trófico (TSI, Carlson 1977), se determinó que en los últimos meses el embalse está presentando una disminución en su estado trófico. Cabe mencionar que para este análisis no se consideró la variable fósforo total, ya que la concentración medida es atípica.</w:t>
+        <w:rPr>
+          <w:b/>
+          <w:bCs/>
+        </w:rPr>
+        <w:t xml:space="preserve">- Turbidez (Turb)</w:t>
+      </w:r>
+      <w:r>
+        <w:t xml:space="preserve">: Esta variable presentó el mismo comportamiento que los SDT. Su media fue de 0,6 ± 1,4 NTU, con un rango comprendido entre 0,0 y 13,6 NTU.</w:t>
       </w:r>
     </w:p>
     <w:p>
@@ -5222,18 +5590,137 @@
         <w:pStyle w:val="BodyText"/>
       </w:pPr>
       <w:r>
-        <w:t xml:space="preserve">En la actualidad, el embalse se encuentra en una situación mesotrófica baja. Esto, además de estar favorecido por la estación climática de Otoño, está estrechamente relacionado con los altos valores de transparencia del agua y bajas concentraciones de clorofila-a que se vienen registrando en las últimas campañas de monitoreo (</w:t>
-      </w:r>
-      <w:hyperlink w:anchor="fig-tsi">
+        <w:rPr>
+          <w:b/>
+          <w:bCs/>
+        </w:rPr>
+        <w:t xml:space="preserve">- Conductividad Eléctrica (CE)</w:t>
+      </w:r>
+      <w:r>
+        <w:t xml:space="preserve">: El valor medio de esta variable fue de 150,6 ± 26,9 µS/cm, con un rango comprendido entre los 115.0 y 125.1 µS/cm. Al igual que los SDT, esta variable presentó diferencias estadísticamente significativas al ser analizadas por los Lóbulos del embalse (ANOVA,</w:t>
+      </w:r>
+      <w:r>
+        <w:t xml:space="preserve"> </w:t>
+      </w:r>
+      <m:oMath>
+        <m:r>
+          <m:t>p</m:t>
+        </m:r>
+        <m:r>
+          <m:rPr>
+            <m:sty m:val="p"/>
+          </m:rPr>
+          <m:t>−</m:t>
+        </m:r>
+        <m:r>
+          <m:t>t</m:t>
+        </m:r>
+        <m:r>
+          <m:t>e</m:t>
+        </m:r>
+        <m:r>
+          <m:t>s</m:t>
+        </m:r>
+        <m:r>
+          <m:t>t</m:t>
+        </m:r>
+        <m:r>
+          <m:rPr>
+            <m:sty m:val="p"/>
+          </m:rPr>
+          <m:t>&lt;</m:t>
+        </m:r>
+        <m:r>
+          <m:t>0.05</m:t>
+        </m:r>
+      </m:oMath>
+      <w:r>
+        <w:t xml:space="preserve">). En este sentido, las concentraciones medias más altas se encontraron en el Lóbulo Oeste (122.9 ± 1.9 µS/cm) y las más bajas en el Este (117.7 ± 1.8 µS/cm).</w:t>
+      </w:r>
+    </w:p>
+    <w:p>
+      <w:pPr>
+        <w:pStyle w:val="BodyText"/>
+      </w:pPr>
+      <w:r>
+        <w:t xml:space="preserve">Al igual que lo que ocurre con la transparencia del agua, el comportamiento de las variables SDT, Turb y CE, estuvo condicionada por el ingreso de agua con sedimentos por parte de los ríos tributarios, lo que genera una zonificación longitudinal de Oeste a Este en el reservorio.</w:t>
+      </w:r>
+    </w:p>
+    <w:p>
+      <w:pPr>
+        <w:pStyle w:val="BodyText"/>
+      </w:pPr>
+      <w:r>
+        <w:rPr>
+          <w:b/>
+          <w:bCs/>
+        </w:rPr>
+        <w:t xml:space="preserve">- Concentración de Clorofila-a (Cl-a)</w:t>
+      </w:r>
+      <w:r>
+        <w:t xml:space="preserve">: Esta variable registró concentraciones bajas en todo el reservorio, sin encontrarse floraciones de algas/ cianobacterias en la superficie del mismo. La media registrada fue de 6,9 ± 4,8 mg/m</w:t>
+      </w:r>
+      <w:r>
+        <w:t xml:space="preserve">3</w:t>
+      </w:r>
+      <w:r>
+        <w:t xml:space="preserve">, estando por debajo de la media de referencia para este reservorio (11.3 ± 12.4 mg/m3). Las concentraciones más bajas de Cl-a (1,1 mg/m3), se registraron en la zona del Centro (SM 9) y donde confluyen los ríos Quillinzo, La Cruz y el canal de enfriamiento de la Central Nuclear (SM 4). El valor más alto (24,0 mg/m3) se midió en la zona de los ríos tributarios La Cruz y Quillinzo (SM 6).</w:t>
+      </w:r>
+    </w:p>
+    <w:p>
+      <w:pPr>
+        <w:pStyle w:val="BodyText"/>
+      </w:pPr>
+      <w:r>
+        <w:t xml:space="preserve">El procesamiento satelital confirmó el comportamiento de los datos recolectados a campo (</w:t>
+      </w:r>
+      <w:r>
+        <w:rPr>
+          <w:b/>
+          <w:bCs/>
+        </w:rPr>
+        <w:t xml:space="preserve">Figura 10</w:t>
+      </w:r>
+      <w:r>
+        <w:t xml:space="preserve">). En este sentido, se observó una distribución cuasi-homogenea en toda la superficie del embalse, con concentraciones relativamente bajas para toda la superficie del mismo.</w:t>
+      </w:r>
+    </w:p>
+    <w:p>
+      <w:pPr>
+        <w:pStyle w:val="BodyText"/>
+      </w:pPr>
+      <w:r>
+        <w:rPr>
+          <w:rStyle w:val="VerbatimChar"/>
+        </w:rPr>
+        <w:t xml:space="preserve">MAPA CLOROFILA-A</w:t>
+      </w:r>
+    </w:p>
+    <w:p>
+      <w:pPr>
+        <w:pStyle w:val="BodyText"/>
+      </w:pPr>
+      <w:r>
+        <w:t xml:space="preserve">El análisis satelital además mostró lo que podría ser un florecimiento de cianobacterias en el centro del embalse (SM 9). Sin embargo, el mismo presentó concentraciones bajas y no fue diferenciado durante la campaña de monitoreo.</w:t>
+      </w:r>
+    </w:p>
+    <w:p>
+      <w:pPr>
+        <w:pStyle w:val="BodyText"/>
+      </w:pPr>
+      <w:r>
+        <w:t xml:space="preserve">La dinámica temporal de esta variable (</w:t>
+      </w:r>
+      <w:hyperlink w:anchor="fig-clorofila-a">
         <w:r>
           <w:rPr>
             <w:rStyle w:val="Hyperlink"/>
           </w:rPr>
-          <w:t xml:space="preserve">figura 4.1</w:t>
+          <w:t xml:space="preserve">figura 2.6</w:t>
         </w:r>
       </w:hyperlink>
       <w:r>
-        <w:t xml:space="preserve">).</w:t>
+        <w:t xml:space="preserve">), mostró un descenso de la concentración de clorofila-a, lo que puede estar asociado a la época del año. El descenso de esta variable también puede influir en el aumento de la transparencia del agua.</w:t>
       </w:r>
     </w:p>
     <w:tbl>
@@ -5249,7 +5736,7 @@
       <w:tr>
         <w:tc>
           <w:tcPr/>
-          <w:bookmarkStart w:id="66" w:name="fig-tsi"/>
+          <w:bookmarkStart w:id="65" w:name="fig-clorofila-a"/>
           <w:p>
             <w:pPr>
               <w:pStyle w:val="Compact"/>
@@ -5260,18 +5747,303 @@
                 <wp:inline>
                   <wp:extent cx="4587290" cy="2752374"/>
                   <wp:effectExtent b="0" l="0" r="0" t="0"/>
-                  <wp:docPr descr="" title="" id="64" name="Picture"/>
+                  <wp:docPr descr="" title="" id="63" name="Picture"/>
                   <a:graphic>
                     <a:graphicData uri="http://schemas.openxmlformats.org/drawingml/2006/picture">
                       <pic:pic>
                         <pic:nvPicPr>
-                          <pic:cNvPr descr="informe_docx_files/figure-docx/fig-tsi-1.png" id="65" name="Picture"/>
+                          <pic:cNvPr descr="informe_docx_files/figure-docx/fig-clorofila-a-1.png" id="64" name="Picture"/>
                           <pic:cNvPicPr>
                             <a:picLocks noChangeArrowheads="1" noChangeAspect="1"/>
                           </pic:cNvPicPr>
                         </pic:nvPicPr>
                         <pic:blipFill>
-                          <a:blip r:embed="rId63"/>
+                          <a:blip r:embed="rId62"/>
+                          <a:stretch>
+                            <a:fillRect/>
+                          </a:stretch>
+                        </pic:blipFill>
+                        <pic:spPr bwMode="auto">
+                          <a:xfrm>
+                            <a:off x="0" y="0"/>
+                            <a:ext cx="4587290" cy="2752374"/>
+                          </a:xfrm>
+                          <a:prstGeom prst="rect">
+                            <a:avLst/>
+                          </a:prstGeom>
+                          <a:noFill/>
+                          <a:ln w="9525">
+                            <a:noFill/>
+                            <a:headEnd/>
+                            <a:tailEnd/>
+                          </a:ln>
+                        </pic:spPr>
+                      </pic:pic>
+                    </a:graphicData>
+                  </a:graphic>
+                </wp:inline>
+              </w:drawing>
+            </w:r>
+          </w:p>
+          <w:p>
+            <w:pPr>
+              <w:jc w:val="center"/>
+            </w:pPr>
+            <w:pPr>
+              <w:jc w:val="left"/>
+              <w:spacing w:before="200"/>
+              <w:pStyle w:val="ImageCaption"/>
+            </w:pPr>
+            <w:r>
+              <w:t xml:space="preserve">Figura 2.6: Variación temporal de la concentración de clorofila-a en el embalse</w:t>
+            </w:r>
+          </w:p>
+          <w:bookmarkEnd w:id="65"/>
+        </w:tc>
+      </w:tr>
+    </w:tbl>
+    <w:p>
+      <w:pPr>
+        <w:pStyle w:val="BodyText"/>
+      </w:pPr>
+      <w:r>
+        <w:rPr>
+          <w:b/>
+          <w:bCs/>
+        </w:rPr>
+        <w:t xml:space="preserve">- Concentración de Clorofila-a de Cianobacetrias (Cl-aCiano)</w:t>
+      </w:r>
+      <w:r>
+        <w:t xml:space="preserve">: Esta variable presentó valores muy bajos para toda la superficie del embalse (2,5 ± 3,0 mg/m3), con valores máximos que solo alcanzaron los 20,6 mg/m3 en la zona de desembocadura del rio tributario Santa Rosa (SM 8) (</w:t>
+      </w:r>
+      <w:r>
+        <w:rPr>
+          <w:b/>
+          <w:bCs/>
+        </w:rPr>
+        <w:t xml:space="preserve">Figura 12</w:t>
+      </w:r>
+      <w:r>
+        <w:t xml:space="preserve">).</w:t>
+      </w:r>
+    </w:p>
+    <w:p>
+      <w:pPr>
+        <w:pStyle w:val="BodyText"/>
+      </w:pPr>
+      <w:r>
+        <w:rPr>
+          <w:rStyle w:val="VerbatimChar"/>
+        </w:rPr>
+        <w:t xml:space="preserve">MAPA CYANOBACTERIA</w:t>
+      </w:r>
+    </w:p>
+    <w:bookmarkEnd w:id="66"/>
+    <w:bookmarkStart w:id="71" w:name="recuento-de-fitoplancton"/>
+    <w:p>
+      <w:pPr>
+        <w:pStyle w:val="Heading1"/>
+      </w:pPr>
+      <w:r>
+        <w:t xml:space="preserve">3. Recuento de fitoplancton</w:t>
+      </w:r>
+    </w:p>
+    <w:p>
+      <w:pPr>
+        <w:pStyle w:val="FirstParagraph"/>
+      </w:pPr>
+      <w:r>
+        <w:t xml:space="preserve">En base a la evaluación de la abundancia de fitoplancton (</w:t>
+      </w:r>
+      <w:hyperlink w:anchor="fig-ciano">
+        <w:r>
+          <w:rPr>
+            <w:rStyle w:val="Hyperlink"/>
+          </w:rPr>
+          <w:t xml:space="preserve">figura 3.1</w:t>
+        </w:r>
+      </w:hyperlink>
+      <w:r>
+        <w:t xml:space="preserve">) se observa que, aunque en baja densidad, las cianobacterias (Cyanophytas) son el grupo que más contribuyen a la biomasa total del embalse.</w:t>
+      </w:r>
+    </w:p>
+    <w:tbl>
+      <w:tblPr>
+        <w:tblStyle w:val="Table"/>
+        <w:tblW w:type="pct" w:w="5000"/>
+        <w:tblLayout w:type="fixed"/>
+        <w:tblLook w:firstRow="0" w:lastRow="0" w:firstColumn="0" w:lastColumn="0" w:noHBand="0" w:noVBand="0" w:val="0000"/>
+      </w:tblPr>
+      <w:tblGrid>
+        <w:gridCol w:w="7920"/>
+      </w:tblGrid>
+      <w:tr>
+        <w:tc>
+          <w:tcPr/>
+          <w:bookmarkStart w:id="70" w:name="fig-ciano"/>
+          <w:p>
+            <w:pPr>
+              <w:pStyle w:val="Compact"/>
+              <w:jc w:val="center"/>
+            </w:pPr>
+            <w:r>
+              <w:drawing>
+                <wp:inline>
+                  <wp:extent cx="4587290" cy="2752374"/>
+                  <wp:effectExtent b="0" l="0" r="0" t="0"/>
+                  <wp:docPr descr="" title="" id="68" name="Picture"/>
+                  <a:graphic>
+                    <a:graphicData uri="http://schemas.openxmlformats.org/drawingml/2006/picture">
+                      <pic:pic>
+                        <pic:nvPicPr>
+                          <pic:cNvPr descr="informe_docx_files/figure-docx/fig-ciano-1.png" id="69" name="Picture"/>
+                          <pic:cNvPicPr>
+                            <a:picLocks noChangeArrowheads="1" noChangeAspect="1"/>
+                          </pic:cNvPicPr>
+                        </pic:nvPicPr>
+                        <pic:blipFill>
+                          <a:blip r:embed="rId67"/>
+                          <a:stretch>
+                            <a:fillRect/>
+                          </a:stretch>
+                        </pic:blipFill>
+                        <pic:spPr bwMode="auto">
+                          <a:xfrm>
+                            <a:off x="0" y="0"/>
+                            <a:ext cx="4587290" cy="2752374"/>
+                          </a:xfrm>
+                          <a:prstGeom prst="rect">
+                            <a:avLst/>
+                          </a:prstGeom>
+                          <a:noFill/>
+                          <a:ln w="9525">
+                            <a:noFill/>
+                            <a:headEnd/>
+                            <a:tailEnd/>
+                          </a:ln>
+                        </pic:spPr>
+                      </pic:pic>
+                    </a:graphicData>
+                  </a:graphic>
+                </wp:inline>
+              </w:drawing>
+            </w:r>
+          </w:p>
+          <w:p>
+            <w:pPr>
+              <w:jc w:val="center"/>
+            </w:pPr>
+            <w:pPr>
+              <w:jc w:val="left"/>
+              <w:spacing w:before="200"/>
+              <w:pStyle w:val="ImageCaption"/>
+            </w:pPr>
+            <w:r>
+              <w:t xml:space="preserve">Figura 3.1: Distribución espacial de los principales grupos fitoplanctónicos medidos en el embalse durante la última campaña de monitoreo</w:t>
+            </w:r>
+          </w:p>
+          <w:bookmarkEnd w:id="70"/>
+        </w:tc>
+      </w:tr>
+    </w:tbl>
+    <w:p>
+      <w:pPr>
+        <w:pStyle w:val="BodyText"/>
+      </w:pPr>
+      <w:r>
+        <w:t xml:space="preserve">Coincidiendo con la información satelital, se observó que las concentraciones más importantes de fitoplancton se encontraron en el Lóbulo Este (SM 1 y 2). En estos sitios se encontraron dominancia de cianobacterias (Cyanophytas). Este grupo fitoplanctónico también estuvo presente, aunque en menor proporción, en la zona de ingreso de los ríos tributarios Grande y Santa Rosa (SM 7 y 8).</w:t>
+      </w:r>
+    </w:p>
+    <w:p>
+      <w:pPr>
+        <w:pStyle w:val="BodyText"/>
+      </w:pPr>
+      <w:r>
+        <w:t xml:space="preserve">Las diatomeas (Chrysophytas) estuvieron presentes en todos los sitios, pero en menor proporción que las cianobacterias. Mientras que los grupos representados por criptófitas (Pyrrophytas) y clorófitas (Chlorophytas) presentaron valores muy bajos en todo el embalse, sin encontrarse diferencias entre los sitios de muestreo y aportando muy poco a la abundancia general del reservorio.</w:t>
+      </w:r>
+    </w:p>
+    <w:bookmarkEnd w:id="71"/>
+    <w:bookmarkStart w:id="76" w:name="determinación-del-estado-trófico"/>
+    <w:p>
+      <w:pPr>
+        <w:pStyle w:val="Heading1"/>
+      </w:pPr>
+      <w:r>
+        <w:t xml:space="preserve">4. Determinación del estado trófico</w:t>
+      </w:r>
+    </w:p>
+    <w:p>
+      <w:pPr>
+        <w:pStyle w:val="FirstParagraph"/>
+      </w:pPr>
+      <w:r>
+        <w:t xml:space="preserve">Si bien la evaluación trófica se realiza como un valor promedio de todo un año monitoreado, al realizar una estimación mensual del Índice de Estado Trófico</w:t>
+      </w:r>
+      <w:r>
+        <w:t xml:space="preserve"> </w:t>
+      </w:r>
+      <w:r>
+        <w:t xml:space="preserve">Carlson (1977)</w:t>
+      </w:r>
+      <w:r>
+        <w:t xml:space="preserve">, se determinó que en los últimos meses el embalse está presentando una disminución en su estado trófico. Cabe mencionar que para este análisis no se consideró la variable fósforo total, ya que la concentración medida es atípica.</w:t>
+      </w:r>
+    </w:p>
+    <w:p>
+      <w:pPr>
+        <w:pStyle w:val="BodyText"/>
+      </w:pPr>
+      <w:r>
+        <w:t xml:space="preserve">En la actualidad, el embalse se encuentra en una situación mesotrófica baja. Esto, además de estar favorecido por la estación climática de Otoño, está estrechamente relacionado con los altos valores de transparencia del agua y bajas concentraciones de clorofila-a que se vienen registrando en las últimas campañas de monitoreo (</w:t>
+      </w:r>
+      <w:hyperlink w:anchor="fig-tsi">
+        <w:r>
+          <w:rPr>
+            <w:rStyle w:val="Hyperlink"/>
+          </w:rPr>
+          <w:t xml:space="preserve">figura 4.1</w:t>
+        </w:r>
+      </w:hyperlink>
+      <w:r>
+        <w:t xml:space="preserve">).</w:t>
+      </w:r>
+    </w:p>
+    <w:tbl>
+      <w:tblPr>
+        <w:tblStyle w:val="Table"/>
+        <w:tblW w:type="pct" w:w="5000"/>
+        <w:tblLayout w:type="fixed"/>
+        <w:tblLook w:firstRow="0" w:lastRow="0" w:firstColumn="0" w:lastColumn="0" w:noHBand="0" w:noVBand="0" w:val="0000"/>
+      </w:tblPr>
+      <w:tblGrid>
+        <w:gridCol w:w="7920"/>
+      </w:tblGrid>
+      <w:tr>
+        <w:tc>
+          <w:tcPr/>
+          <w:bookmarkStart w:id="75" w:name="fig-tsi"/>
+          <w:p>
+            <w:pPr>
+              <w:pStyle w:val="Compact"/>
+              <w:jc w:val="center"/>
+            </w:pPr>
+            <w:r>
+              <w:drawing>
+                <wp:inline>
+                  <wp:extent cx="4587290" cy="2752374"/>
+                  <wp:effectExtent b="0" l="0" r="0" t="0"/>
+                  <wp:docPr descr="" title="" id="73" name="Picture"/>
+                  <a:graphic>
+                    <a:graphicData uri="http://schemas.openxmlformats.org/drawingml/2006/picture">
+                      <pic:pic>
+                        <pic:nvPicPr>
+                          <pic:cNvPr descr="informe_docx_files/figure-docx/fig-tsi-1.png" id="74" name="Picture"/>
+                          <pic:cNvPicPr>
+                            <a:picLocks noChangeArrowheads="1" noChangeAspect="1"/>
+                          </pic:cNvPicPr>
+                        </pic:nvPicPr>
+                        <pic:blipFill>
+                          <a:blip r:embed="rId72"/>
                           <a:stretch>
                             <a:fillRect/>
                           </a:stretch>
@@ -5311,12 +6083,12 @@
               <w:t xml:space="preserve">Figura 4.1: Distribución espacial de los principales grupos fitoplanctónicos medidos en el embalse durante la última campaña de monitoreo</w:t>
             </w:r>
           </w:p>
-          <w:bookmarkEnd w:id="66"/>
+          <w:bookmarkEnd w:id="75"/>
         </w:tc>
       </w:tr>
     </w:tbl>
-    <w:bookmarkEnd w:id="67"/>
-    <w:bookmarkStart w:id="72" w:name="consideraciones-finales"/>
+    <w:bookmarkEnd w:id="76"/>
+    <w:bookmarkStart w:id="77" w:name="consideraciones-finales"/>
     <w:p>
       <w:pPr>
         <w:pStyle w:val="Heading1"/>
@@ -5349,87 +6121,8 @@
         <w:t xml:space="preserve">Debido a la importancia social, económica y ecológica de este cuerpo de agua, es importante seguir monitoreando la calidad del agua y estado trófico del mismo, ya sea para obtener un mejor conocimiento del mismo, como así también para detectar o predecir cualquier modificación leve en las variables estudiadas, lo que podría traducirse en un desequilibrio del sistema. Los autores de este informe agradecen la participación de las diferentes instituciones en la realización y logística de los muestreos de rutina.</w:t>
       </w:r>
     </w:p>
-    <w:tbl>
-      <w:tblPr>
-        <w:tblStyle w:val="Table"/>
-        <w:tblW w:type="pct" w:w="5000"/>
-        <w:tblLayout w:type="fixed"/>
-        <w:tblLook w:firstRow="0" w:lastRow="0" w:firstColumn="0" w:lastColumn="0" w:noHBand="0" w:noVBand="0" w:val="0000"/>
-      </w:tblPr>
-      <w:tblGrid>
-        <w:gridCol w:w="7920"/>
-      </w:tblGrid>
-      <w:tr>
-        <w:tc>
-          <w:tcPr/>
-          <w:bookmarkStart w:id="71" w:name="fig-mapa-temp"/>
-          <w:p>
-            <w:pPr>
-              <w:pStyle w:val="Compact"/>
-              <w:jc w:val="center"/>
-            </w:pPr>
-            <w:r>
-              <w:drawing>
-                <wp:inline>
-                  <wp:extent cx="4587290" cy="4587290"/>
-                  <wp:effectExtent b="0" l="0" r="0" t="0"/>
-                  <wp:docPr descr="" title="" id="69" name="Picture"/>
-                  <a:graphic>
-                    <a:graphicData uri="http://schemas.openxmlformats.org/drawingml/2006/picture">
-                      <pic:pic>
-                        <pic:nvPicPr>
-                          <pic:cNvPr descr="informe_docx_files/figure-docx/fig-mapa-temp-1.png" id="70" name="Picture"/>
-                          <pic:cNvPicPr>
-                            <a:picLocks noChangeArrowheads="1" noChangeAspect="1"/>
-                          </pic:cNvPicPr>
-                        </pic:nvPicPr>
-                        <pic:blipFill>
-                          <a:blip r:embed="rId68"/>
-                          <a:stretch>
-                            <a:fillRect/>
-                          </a:stretch>
-                        </pic:blipFill>
-                        <pic:spPr bwMode="auto">
-                          <a:xfrm>
-                            <a:off x="0" y="0"/>
-                            <a:ext cx="4587290" cy="4587290"/>
-                          </a:xfrm>
-                          <a:prstGeom prst="rect">
-                            <a:avLst/>
-                          </a:prstGeom>
-                          <a:noFill/>
-                          <a:ln w="9525">
-                            <a:noFill/>
-                            <a:headEnd/>
-                            <a:tailEnd/>
-                          </a:ln>
-                        </pic:spPr>
-                      </pic:pic>
-                    </a:graphicData>
-                  </a:graphic>
-                </wp:inline>
-              </w:drawing>
-            </w:r>
-          </w:p>
-          <w:p>
-            <w:pPr>
-              <w:jc w:val="center"/>
-            </w:pPr>
-            <w:pPr>
-              <w:jc w:val="left"/>
-              <w:spacing w:before="200"/>
-              <w:pStyle w:val="ImageCaption"/>
-            </w:pPr>
-            <w:r>
-              <w:t xml:space="preserve">Figura 4.2: Variación espacial de la temperatura del agua del embalse</w:t>
-            </w:r>
-          </w:p>
-          <w:bookmarkEnd w:id="71"/>
-        </w:tc>
-      </w:tr>
-    </w:tbl>
-    <w:bookmarkEnd w:id="72"/>
-    <w:bookmarkStart w:id="77" w:name="referencias-bibliográficas"/>
+    <w:bookmarkEnd w:id="77"/>
+    <w:bookmarkStart w:id="82" w:name="referencias-bibliográficas"/>
     <w:p>
       <w:pPr>
         <w:pStyle w:val="Heading1"/>
@@ -5438,86 +6131,42 @@
         <w:t xml:space="preserve">Referencias bibliográficas</w:t>
       </w:r>
     </w:p>
-    <w:bookmarkStart w:id="76" w:name="refs"/>
-    <w:bookmarkStart w:id="73" w:name="ref-bavera2001manual"/>
+    <w:bookmarkStart w:id="81" w:name="refs"/>
+    <w:bookmarkStart w:id="78" w:name="ref-bavera2001manual"/>
     <w:p>
       <w:pPr>
         <w:pStyle w:val="Bibliography"/>
       </w:pPr>
       <w:r>
-        <w:t xml:space="preserve">[1]</w:t>
+        <w:t xml:space="preserve">Bavera, Guillermo A, Héctor A Beguet, Oscar A Bocco, Juan C Sánchez, Eduardo E Rodrı́guez, Carlos Peñafort, Federico C Dogi, Eduardo Bagnis, Francisco P Bavera, et al. 2001.</w:t>
       </w:r>
       <w:r>
         <w:t xml:space="preserve"> </w:t>
       </w:r>
       <w:r>
-        <w:t xml:space="preserve">	</w:t>
-      </w:r>
-      <w:r>
-        <w:t xml:space="preserve">G. A. Bavera</w:t>
-      </w:r>
-      <w:r>
-        <w:t xml:space="preserve"> </w:t>
-      </w:r>
-      <w:r>
-        <w:rPr>
-          <w:i/>
-          <w:iCs/>
-        </w:rPr>
-        <w:t xml:space="preserve">et al.</w:t>
-      </w:r>
-      <w:r>
-        <w:t xml:space="preserve">,</w:t>
-      </w:r>
-      <w:r>
-        <w:t xml:space="preserve"> </w:t>
-      </w:r>
-      <w:r>
         <w:t xml:space="preserve">«Manual de aguas y aguadas para el ganado»</w:t>
       </w:r>
       <w:r>
-        <w:t xml:space="preserve">, 2001.</w:t>
+        <w:t xml:space="preserve">.</w:t>
       </w:r>
     </w:p>
-    <w:bookmarkEnd w:id="73"/>
-    <w:bookmarkStart w:id="74" w:name="ref-bonansea2019evaluating"/>
+    <w:bookmarkEnd w:id="78"/>
+    <w:bookmarkStart w:id="79" w:name="ref-bonansea2019evaluating"/>
     <w:p>
       <w:pPr>
         <w:pStyle w:val="Bibliography"/>
       </w:pPr>
       <w:r>
-        <w:t xml:space="preserve">[2]</w:t>
+        <w:t xml:space="preserve">Bonansea, Matias, Micaela Ledesma, Raquel Bazán, Anabella Ferral, Alba German, Patricia O’Mill, Claudia Rodriguez, y Lucio Pinotti. 2019.</w:t>
       </w:r>
       <w:r>
         <w:t xml:space="preserve"> </w:t>
       </w:r>
       <w:r>
-        <w:t xml:space="preserve">	</w:t>
-      </w:r>
-      <w:r>
-        <w:t xml:space="preserve">M. Bonansea</w:t>
-      </w:r>
-      <w:r>
-        <w:t xml:space="preserve"> </w:t>
-      </w:r>
-      <w:r>
-        <w:rPr>
-          <w:i/>
-          <w:iCs/>
-        </w:rPr>
-        <w:t xml:space="preserve">et al.</w:t>
-      </w:r>
-      <w:r>
-        <w:t xml:space="preserve">,</w:t>
-      </w:r>
-      <w:r>
-        <w:t xml:space="preserve"> </w:t>
-      </w:r>
-      <w:r>
         <w:t xml:space="preserve">«Evaluating the feasibility of using Sentinel-2 imagery for water clarity assessment in a reservoir»</w:t>
       </w:r>
       <w:r>
-        <w:t xml:space="preserve">,</w:t>
+        <w:t xml:space="preserve">.</w:t>
       </w:r>
       <w:r>
         <w:t xml:space="preserve"> </w:t>
@@ -5530,35 +6179,29 @@
         <w:t xml:space="preserve">Journal of South American Earth Sciences</w:t>
       </w:r>
       <w:r>
-        <w:t xml:space="preserve">, vol. 95, p. 102265, 2019.</w:t>
+        <w:t xml:space="preserve"> </w:t>
+      </w:r>
+      <w:r>
+        <w:t xml:space="preserve">95: 102265.</w:t>
       </w:r>
     </w:p>
-    <w:bookmarkEnd w:id="74"/>
-    <w:bookmarkStart w:id="75" w:name="ref-carlson1977trophic"/>
+    <w:bookmarkEnd w:id="79"/>
+    <w:bookmarkStart w:id="80" w:name="ref-carlson1977trophic"/>
     <w:p>
       <w:pPr>
         <w:pStyle w:val="Bibliography"/>
       </w:pPr>
       <w:r>
-        <w:t xml:space="preserve">[3]</w:t>
+        <w:t xml:space="preserve">Carlson, Robert E. 1977.</w:t>
       </w:r>
       <w:r>
         <w:t xml:space="preserve"> </w:t>
       </w:r>
       <w:r>
-        <w:t xml:space="preserve">	</w:t>
-      </w:r>
-      <w:r>
-        <w:t xml:space="preserve">R. E. Carlson,</w:t>
-      </w:r>
-      <w:r>
-        <w:t xml:space="preserve"> </w:t>
-      </w:r>
-      <w:r>
         <w:t xml:space="preserve">«A trophic state index for lakes»</w:t>
       </w:r>
       <w:r>
-        <w:t xml:space="preserve">,</w:t>
+        <w:t xml:space="preserve">.</w:t>
       </w:r>
       <w:r>
         <w:t xml:space="preserve"> </w:t>
@@ -5571,24 +6214,28 @@
         <w:t xml:space="preserve">Limnology and oceanography</w:t>
       </w:r>
       <w:r>
-        <w:t xml:space="preserve">, vol. 22, n.º 2, pp. 361-369, 1977.</w:t>
+        <w:t xml:space="preserve"> </w:t>
+      </w:r>
+      <w:r>
+        <w:t xml:space="preserve">22 (2): 361-69.</w:t>
       </w:r>
     </w:p>
-    <w:bookmarkEnd w:id="75"/>
-    <w:bookmarkEnd w:id="76"/>
-    <w:bookmarkEnd w:id="77"/>
+    <w:bookmarkEnd w:id="80"/>
+    <w:bookmarkEnd w:id="81"/>
+    <w:bookmarkEnd w:id="82"/>
     <w:sectPr>
-      <w:headerReference r:id="rId9" w:type="even"/>
-      <w:headerReference r:id="rId11" w:type="default"/>
-      <w:footerReference r:id="rId14" w:type="even"/>
-      <w:footerReference r:id="rId13" w:type="default"/>
-      <w:headerReference r:id="rId10" w:type="first"/>
-      <w:footerReference r:id="rId12" w:type="first"/>
+      <w:headerReference r:id="rId11" w:type="even"/>
+      <w:headerReference r:id="rId10" w:type="default"/>
+      <w:footerReference r:id="rId13" w:type="even"/>
+      <w:footerReference r:id="rId12" w:type="default"/>
+      <w:headerReference r:id="rId9" w:type="first"/>
+      <w:footerReference r:id="rId14" w:type="first"/>
       <w:footnotePr>
         <w:numRestart w:val="eachSect"/>
       </w:footnotePr>
       <w:pgSz w:h="15840" w:w="12240"/>
       <w:pgMar w:bottom="1417" w:footer="720" w:gutter="0" w:header="720" w:left="1701" w:right="1701" w:top="1417"/>
+      <w:pgNumType w:fmt="numberInDash"/>
       <w:cols w:space="720"/>
     </w:sectPr>
   </w:body>
@@ -5611,6 +6258,49 @@
 
 <file path=word/footer2.xml><?xml version="1.0" encoding="utf-8"?>
 <w:ftr xmlns:wpc="http://schemas.microsoft.com/office/word/2010/wordprocessingCanvas" xmlns:cx="http://schemas.microsoft.com/office/drawing/2014/chartex" xmlns:cx1="http://schemas.microsoft.com/office/drawing/2015/9/8/chartex" xmlns:cx2="http://schemas.microsoft.com/office/drawing/2015/10/21/chartex" xmlns:cx3="http://schemas.microsoft.com/office/drawing/2016/5/9/chartex" xmlns:cx4="http://schemas.microsoft.com/office/drawing/2016/5/10/chartex" xmlns:cx5="http://schemas.microsoft.com/office/drawing/2016/5/11/chartex" xmlns:cx6="http://schemas.microsoft.com/office/drawing/2016/5/12/chartex" xmlns:cx7="http://schemas.microsoft.com/office/drawing/2016/5/13/chartex" xmlns:cx8="http://schemas.microsoft.com/office/drawing/2016/5/14/chartex" xmlns:mc="http://schemas.openxmlformats.org/markup-compatibility/2006" xmlns:aink="http://schemas.microsoft.com/office/drawing/2016/ink" xmlns:am3d="http://schemas.microsoft.com/office/drawing/2017/model3d" xmlns:o="urn:schemas-microsoft-com:office:office" xmlns:oel="http://schemas.microsoft.com/office/2019/extlst" xmlns:r="http://schemas.openxmlformats.org/officeDocument/2006/relationships" xmlns:m="http://schemas.openxmlformats.org/officeDocument/2006/math" xmlns:v="urn:schemas-microsoft-com:vml" xmlns:wp14="http://schemas.microsoft.com/office/word/2010/wordprocessingDrawing" xmlns:wp="http://schemas.openxmlformats.org/drawingml/2006/wordprocessingDrawing" xmlns:w10="urn:schemas-microsoft-com:office:word" xmlns:w="http://schemas.openxmlformats.org/wordprocessingml/2006/main" xmlns:w14="http://schemas.microsoft.com/office/word/2010/wordml" xmlns:w15="http://schemas.microsoft.com/office/word/2012/wordml" xmlns:w16cex="http://schemas.microsoft.com/office/word/2018/wordml/cex" xmlns:w16cid="http://schemas.microsoft.com/office/word/2016/wordml/cid" xmlns:w16="http://schemas.microsoft.com/office/word/2018/wordml" xmlns:w16du="http://schemas.microsoft.com/office/word/2023/wordml/word16du" xmlns:w16sdtdh="http://schemas.microsoft.com/office/word/2020/wordml/sdtdatahash" xmlns:w16sdtfl="http://schemas.microsoft.com/office/word/2024/wordml/sdtformatlock" xmlns:w16se="http://schemas.microsoft.com/office/word/2015/wordml/symex" xmlns:wpg="http://schemas.microsoft.com/office/word/2010/wordprocessingGroup" xmlns:wpi="http://schemas.microsoft.com/office/word/2010/wordprocessingInk" xmlns:wne="http://schemas.microsoft.com/office/word/2006/wordml" xmlns:wps="http://schemas.microsoft.com/office/word/2010/wordprocessingShape" mc:Ignorable="w14 w15 w16se w16cid w16 w16cex w16sdtdh w16sdtfl w16du wp14">
+  <w:sdt>
+    <w:sdtPr>
+      <w:id w:val="791415227"/>
+      <w:docPartObj>
+        <w:docPartGallery w:val="Page Numbers (Bottom of Page)"/>
+        <w:docPartUnique/>
+      </w:docPartObj>
+    </w:sdtPr>
+    <w:sdtEndPr>
+      <w:rPr>
+        <w:noProof/>
+      </w:rPr>
+    </w:sdtEndPr>
+    <w:sdtContent>
+      <w:p>
+        <w:pPr>
+          <w:pStyle w:val="Footer"/>
+          <w:jc w:val="center"/>
+        </w:pPr>
+        <w:r>
+          <w:fldChar w:fldCharType="begin"/>
+        </w:r>
+        <w:r>
+          <w:instrText xml:space="preserve"> PAGE   \* MERGEFORMAT </w:instrText>
+        </w:r>
+        <w:r>
+          <w:fldChar w:fldCharType="separate"/>
+        </w:r>
+        <w:r>
+          <w:rPr>
+            <w:noProof/>
+          </w:rPr>
+          <w:t>2</w:t>
+        </w:r>
+        <w:r>
+          <w:rPr>
+            <w:noProof/>
+          </w:rPr>
+          <w:fldChar w:fldCharType="end"/>
+        </w:r>
+      </w:p>
+    </w:sdtContent>
+  </w:sdt>
   <w:p>
     <w:pPr>
       <w:pStyle w:val="Footer"/>
@@ -6202,6 +6892,7 @@
     </w:pPrDefault>
   </w:docDefaults>
   <w:latentStyles w:count="376" w:defLockedState="0" w:defQFormat="0" w:defSemiHidden="0" w:defUIPriority="0" w:defUnhideWhenUsed="0">
+    <w:lsdException w:name="footer" w:uiPriority="99"/>
     <w:lsdException w:name="Normal Table" w:semiHidden="1" w:unhideWhenUsed="1"/>
     <w:lsdException w:name="Table Simple 1" w:semiHidden="1" w:unhideWhenUsed="1"/>
     <w:lsdException w:name="Table Simple 2" w:semiHidden="1" w:unhideWhenUsed="1"/>
@@ -6698,10 +7389,13 @@
     <w:name w:val="Compact"/>
     <w:basedOn w:val="BodyText"/>
     <w:qFormat/>
-    <w:rsid w:val="00256FB2"/>
+    <w:rsid w:val="00CB0AA1"/>
     <w:pPr>
       <w:spacing w:after="36" w:before="36"/>
     </w:pPr>
+    <w:rPr>
+      <w:sz w:val="16"/>
+    </w:rPr>
   </w:style>
   <w:style w:styleId="Title" w:type="paragraph">
     <w:name w:val="Title"/>
@@ -7138,6 +7832,7 @@
     <w:name w:val="footer"/>
     <w:basedOn w:val="Normal"/>
     <w:link w:val="FooterChar"/>
+    <w:uiPriority w:val="99"/>
     <w:rsid w:val="009514DF"/>
     <w:pPr>
       <w:tabs>
@@ -7151,6 +7846,7 @@
     <w:name w:val="Footer Char"/>
     <w:basedOn w:val="DefaultParagraphFont"/>
     <w:link w:val="Footer"/>
+    <w:uiPriority w:val="99"/>
     <w:rsid w:val="009514DF"/>
   </w:style>
   <w:style w:customStyle="1" w:styleId="Rojo" w:type="paragraph">
@@ -7234,9 +7930,17 @@
       <w:sz w:val="20"/>
     </w:rPr>
   </w:style>
-  <w:style w:type="character" w:customStyle="1" w:styleId="Rojo">
-    <w:name w:val="Rojo"/>
-    <w:basedOn w:val="BodyTextChar"/>
+  <w:style w:customStyle="1" w:styleId="Resaltador" w:type="paragraph">
+    <w:name w:val="Resaltador"/>
+    <w:basedOn w:val="Normal"/>
+    <w:autoRedefine/>
+    <w:qFormat/>
+    <w:rsid w:val="000C0338"/>
+    <w:rPr>
+      <w:rFonts w:ascii="Fira Code" w:hAnsi="Fira Code"/>
+      <w:b/>
+      <w:color w:val="EE0000"/>
+    </w:rPr>
   </w:style>
   <w:style w:type="paragraph" w:customStyle="1" w:styleId="SourceCode">
     <w:name w:val="Source Code"/>
